--- a/Report Stage 1.docx
+++ b/Report Stage 1.docx
@@ -40,30 +40,95 @@
     <w:p>
       <w:pPr>
         <w:pStyle w:val="Author"/>
-        <w:spacing w:before="5pt" w:beforeAutospacing="1" w:after="5pt" w:afterAutospacing="1" w:line="6pt" w:lineRule="auto"/>
-        <w:rPr>
-          <w:sz w:val="16"/>
-          <w:szCs w:val="16"/>
-        </w:rPr>
-      </w:pPr>
-    </w:p>
-    <w:p>
-      <w:pPr>
-        <w:pStyle w:val="Author"/>
-        <w:spacing w:before="5pt" w:beforeAutospacing="1" w:after="5pt" w:afterAutospacing="1" w:line="6pt" w:lineRule="auto"/>
-        <w:rPr>
-          <w:sz w:val="16"/>
-          <w:szCs w:val="16"/>
-        </w:rPr>
-        <w:sectPr>
-          <w:type w:val="continuous"/>
-          <w:pgSz w:w="595.30pt" w:h="841.90pt" w:code="9"/>
-          <w:pgMar w:top="27pt" w:right="44.65pt" w:bottom="72pt" w:left="44.65pt" w:header="36pt" w:footer="36pt" w:gutter="0pt"/>
-          <w:cols w:num="2" w:space="36pt"/>
-          <w:titlePg/>
-          <w:docGrid w:linePitch="360"/>
-        </w:sectPr>
-      </w:pPr>
+        <w:spacing w:before="5pt" w:beforeAutospacing="1"/>
+        <w:rPr>
+          <w:sz w:val="18"/>
+          <w:szCs w:val="18"/>
+        </w:rPr>
+      </w:pPr>
+      <w:r>
+        <w:rPr>
+          <w:sz w:val="18"/>
+          <w:szCs w:val="18"/>
+        </w:rPr>
+        <w:t>Akul Ameya</w:t>
+      </w:r>
+      <w:r>
+        <w:rPr>
+          <w:sz w:val="18"/>
+          <w:szCs w:val="18"/>
+        </w:rPr>
+        <w:br/>
+      </w:r>
+      <w:r>
+        <w:rPr>
+          <w:i/>
+          <w:iCs/>
+          <w:sz w:val="18"/>
+          <w:szCs w:val="18"/>
+        </w:rPr>
+        <w:t>Bachelor of Data Science</w:t>
+      </w:r>
+      <w:r>
+        <w:rPr>
+          <w:sz w:val="18"/>
+          <w:szCs w:val="18"/>
+        </w:rPr>
+        <w:br/>
+      </w:r>
+      <w:r>
+        <w:rPr>
+          <w:i/>
+          <w:sz w:val="18"/>
+          <w:szCs w:val="18"/>
+        </w:rPr>
+        <w:t>S P Jain School of Global Man</w:t>
+      </w:r>
+      <w:r>
+        <w:rPr>
+          <w:i/>
+          <w:sz w:val="18"/>
+          <w:szCs w:val="18"/>
+        </w:rPr>
+        <w:t>a</w:t>
+      </w:r>
+      <w:r>
+        <w:rPr>
+          <w:i/>
+          <w:sz w:val="18"/>
+          <w:szCs w:val="18"/>
+        </w:rPr>
+        <w:t>gement</w:t>
+      </w:r>
+      <w:r>
+        <w:rPr>
+          <w:i/>
+          <w:sz w:val="18"/>
+          <w:szCs w:val="18"/>
+        </w:rPr>
+        <w:br/>
+      </w:r>
+      <w:r>
+        <w:rPr>
+          <w:sz w:val="18"/>
+          <w:szCs w:val="18"/>
+        </w:rPr>
+        <w:t>Sydney, Australia</w:t>
+      </w:r>
+      <w:r>
+        <w:rPr>
+          <w:sz w:val="18"/>
+          <w:szCs w:val="18"/>
+        </w:rPr>
+        <w:br/>
+      </w:r>
+      <w:r>
+        <w:rPr>
+          <w:sz w:val="18"/>
+          <w:szCs w:val="18"/>
+        </w:rPr>
+        <w:t>akul.bs23dmu006@spjain.edu.au</w:t>
+      </w:r>
     </w:p>
     <w:p>
       <w:pPr>
@@ -79,7 +144,7 @@
           <w:sz w:val="18"/>
           <w:szCs w:val="18"/>
         </w:rPr>
-        <w:t>Akul Ameya</w:t>
+        <w:t>Nhat Quang Bui</w:t>
       </w:r>
       <w:r>
         <w:rPr>
@@ -110,7 +175,7 @@
           <w:sz w:val="18"/>
           <w:szCs w:val="18"/>
         </w:rPr>
-        <w:t>S P Jain School of Global Manegement</w:t>
+        <w:t>S P Jain School of Global Man</w:t>
       </w:r>
       <w:r>
         <w:rPr>
@@ -118,6 +183,22 @@
           <w:sz w:val="18"/>
           <w:szCs w:val="18"/>
         </w:rPr>
+        <w:t>a</w:t>
+      </w:r>
+      <w:r>
+        <w:rPr>
+          <w:i/>
+          <w:sz w:val="18"/>
+          <w:szCs w:val="18"/>
+        </w:rPr>
+        <w:t>gement</w:t>
+      </w:r>
+      <w:r>
+        <w:rPr>
+          <w:i/>
+          <w:sz w:val="18"/>
+          <w:szCs w:val="18"/>
+        </w:rPr>
         <w:br/>
       </w:r>
       <w:r>
@@ -139,24 +220,77 @@
           <w:sz w:val="18"/>
           <w:szCs w:val="18"/>
         </w:rPr>
-        <w:t>akul.bs23dmu006@spjain.edu.au</w:t>
-      </w:r>
-    </w:p>
-    <w:p>
-      <w:pPr>
-        <w:pStyle w:val="Author"/>
-        <w:spacing w:before="5pt" w:beforeAutospacing="1"/>
-        <w:rPr>
-          <w:sz w:val="18"/>
-          <w:szCs w:val="18"/>
-        </w:rPr>
-      </w:pPr>
-      <w:r>
-        <w:rPr>
-          <w:sz w:val="18"/>
-          <w:szCs w:val="18"/>
-        </w:rPr>
-        <w:t>Nhat Quang Bui</w:t>
+        <w:t>nhat</w:t>
+      </w:r>
+      <w:r>
+        <w:rPr>
+          <w:sz w:val="18"/>
+          <w:szCs w:val="18"/>
+        </w:rPr>
+        <w:t>.bs23d</w:t>
+      </w:r>
+      <w:r>
+        <w:rPr>
+          <w:sz w:val="18"/>
+          <w:szCs w:val="18"/>
+        </w:rPr>
+        <w:t>sy</w:t>
+      </w:r>
+      <w:r>
+        <w:rPr>
+          <w:sz w:val="18"/>
+          <w:szCs w:val="18"/>
+        </w:rPr>
+        <w:t>0</w:t>
+      </w:r>
+      <w:r>
+        <w:rPr>
+          <w:sz w:val="18"/>
+          <w:szCs w:val="18"/>
+        </w:rPr>
+        <w:t>49</w:t>
+      </w:r>
+      <w:r>
+        <w:rPr>
+          <w:sz w:val="18"/>
+          <w:szCs w:val="18"/>
+        </w:rPr>
+        <w:t>@spjain.</w:t>
+      </w:r>
+      <w:r>
+        <w:rPr>
+          <w:sz w:val="18"/>
+          <w:szCs w:val="18"/>
+        </w:rPr>
+        <w:t>org</w:t>
+      </w:r>
+      <w:r>
+        <w:rPr>
+          <w:sz w:val="18"/>
+          <w:szCs w:val="18"/>
+        </w:rPr>
+        <w:t xml:space="preserve"> </w:t>
+      </w:r>
+      <w:r>
+        <w:rPr>
+          <w:sz w:val="18"/>
+          <w:szCs w:val="18"/>
+        </w:rPr>
+        <w:br w:type="column"/>
+      </w:r>
+      <w:r>
+        <w:rPr>
+          <w:sz w:val="18"/>
+          <w:szCs w:val="18"/>
+        </w:rPr>
+        <w:t>A</w:t>
+      </w:r>
+      <w:r>
+        <w:rPr>
+          <w:sz w:val="18"/>
+          <w:szCs w:val="18"/>
+        </w:rPr>
+        <w:t>ayush Aneja</w:t>
       </w:r>
       <w:r>
         <w:rPr>
@@ -187,7 +321,7 @@
           <w:sz w:val="18"/>
           <w:szCs w:val="18"/>
         </w:rPr>
-        <w:t>S P Jain School of Global Manegement</w:t>
+        <w:t>S P Jain School of Global Man</w:t>
       </w:r>
       <w:r>
         <w:rPr>
@@ -195,129 +329,15 @@
           <w:sz w:val="18"/>
           <w:szCs w:val="18"/>
         </w:rPr>
-        <w:br/>
-      </w:r>
-      <w:r>
-        <w:rPr>
-          <w:sz w:val="18"/>
-          <w:szCs w:val="18"/>
-        </w:rPr>
-        <w:t>Sydney, Australia</w:t>
-      </w:r>
-      <w:r>
-        <w:rPr>
-          <w:sz w:val="18"/>
-          <w:szCs w:val="18"/>
-        </w:rPr>
-        <w:br/>
-      </w:r>
-      <w:r>
-        <w:rPr>
-          <w:sz w:val="18"/>
-          <w:szCs w:val="18"/>
-        </w:rPr>
-        <w:t>nhat</w:t>
-      </w:r>
-      <w:r>
-        <w:rPr>
-          <w:sz w:val="18"/>
-          <w:szCs w:val="18"/>
-        </w:rPr>
-        <w:t>.bs23d</w:t>
-      </w:r>
-      <w:r>
-        <w:rPr>
-          <w:sz w:val="18"/>
-          <w:szCs w:val="18"/>
-        </w:rPr>
-        <w:t>sy</w:t>
-      </w:r>
-      <w:r>
-        <w:rPr>
-          <w:sz w:val="18"/>
-          <w:szCs w:val="18"/>
-        </w:rPr>
-        <w:t>0</w:t>
-      </w:r>
-      <w:r>
-        <w:rPr>
-          <w:sz w:val="18"/>
-          <w:szCs w:val="18"/>
-        </w:rPr>
-        <w:t>49</w:t>
-      </w:r>
-      <w:r>
-        <w:rPr>
-          <w:sz w:val="18"/>
-          <w:szCs w:val="18"/>
-        </w:rPr>
-        <w:t>@spjain.</w:t>
-      </w:r>
-      <w:r>
-        <w:rPr>
-          <w:sz w:val="18"/>
-          <w:szCs w:val="18"/>
-        </w:rPr>
-        <w:t>org</w:t>
-      </w:r>
-      <w:r>
-        <w:rPr>
-          <w:sz w:val="18"/>
-          <w:szCs w:val="18"/>
-        </w:rPr>
-        <w:t xml:space="preserve"> </w:t>
-      </w:r>
-      <w:r>
-        <w:rPr>
-          <w:sz w:val="18"/>
-          <w:szCs w:val="18"/>
-        </w:rPr>
-        <w:br w:type="column"/>
-      </w:r>
-      <w:r>
-        <w:rPr>
-          <w:sz w:val="18"/>
-          <w:szCs w:val="18"/>
-        </w:rPr>
-        <w:t>A</w:t>
-      </w:r>
-      <w:r>
-        <w:rPr>
-          <w:sz w:val="18"/>
-          <w:szCs w:val="18"/>
-        </w:rPr>
-        <w:t>ayush Aneja</w:t>
-      </w:r>
-      <w:r>
-        <w:rPr>
-          <w:sz w:val="18"/>
-          <w:szCs w:val="18"/>
-        </w:rPr>
-        <w:br/>
+        <w:t>a</w:t>
       </w:r>
       <w:r>
         <w:rPr>
           <w:i/>
-          <w:iCs/>
-          <w:sz w:val="18"/>
-          <w:szCs w:val="18"/>
-        </w:rPr>
-        <w:t>Bachelor of Data Science</w:t>
-      </w:r>
-      <w:r>
-        <w:rPr>
-          <w:sz w:val="18"/>
-          <w:szCs w:val="18"/>
-        </w:rPr>
-        <w:br/>
-      </w:r>
-      <w:r>
-        <w:rPr>
-          <w:i/>
-          <w:sz w:val="18"/>
-          <w:szCs w:val="18"/>
-        </w:rPr>
-        <w:t>S P Jain School of Global Manegement</w:t>
+          <w:sz w:val="18"/>
+          <w:szCs w:val="18"/>
+        </w:rPr>
+        <w:t>gement</w:t>
       </w:r>
       <w:r>
         <w:rPr>
@@ -523,7 +543,27 @@
         <w:rPr>
           <w:lang w:val="en-IN"/>
         </w:rPr>
-        <w:t>We study image classification in a low-data regime on Tiny ImageNet. Our central question is whether synthetic images from pretrained diffusion models can recover performance lost when only 5% of training data is available, and whether any recovery reflects genuine representation improvement. We introduce three pipelines: Baseline (5% real), DiffusionBoost (5% real + synthetic), and Ceiling (100% real). Stage 1 establishes a robust data pipeline, trains a ResNet-18 baseline, and produces accuracy, calibration, robustness, and representation diagnostics. The model achieves 37.15% Top-1 accuracy with ECE 0.0398. In Stage 2, we will extend to diffusion augmentation and investigate whether synthetic utility varies across classes.</w:t>
+        <w:t xml:space="preserve">We study image classification in a low-data regime on Tiny ImageNet. Our central question is whether synthetic images from pretrained diffusion models can recover performance lost when only 5% of training data is available, and whether any recovery reflects genuine representation improvement. We introduce three pipelines: Baseline (5% real), DiffusionBoost (5% real + synthetic), and Ceiling (100% real). Stage 1 establishes a robust data pipeline, trains a ResNet-18 baseline, and produces accuracy, calibration, robustness, and representation diagnostics. The model achieves 37.15% </w:t>
+      </w:r>
+      <w:proofErr w:type="gramStart"/>
+      <w:r>
+        <w:rPr>
+          <w:lang w:val="en-IN"/>
+        </w:rPr>
+        <w:t>Top-1</w:t>
+      </w:r>
+      <w:proofErr w:type="gramEnd"/>
+      <w:r>
+        <w:rPr>
+          <w:lang w:val="en-IN"/>
+        </w:rPr>
+        <w:t xml:space="preserve"> accuracy with ECE 0.0398. In Stage 2, we will extend to diffusion augmentation, investigate whether synthetic utility varies across classes, and analyse whether class-level properties of the baseline model can predict which categories benefit from synthetic augmentation</w:t>
+      </w:r>
+      <w:r>
+        <w:rPr>
+          <w:lang w:val="en-IN"/>
+        </w:rPr>
+        <w:t>.</w:t>
       </w:r>
       <w:r>
         <w:t xml:space="preserve"> </w:t>
@@ -575,7 +615,21 @@
         <w:rPr>
           <w:lang w:val="en-US"/>
         </w:rPr>
-        <w:t>We study image classification in a low-data regime on Tiny ImageNet (200 classes, 64×64 images). Our central question is whether synthetic images generated by large pretrained diffusion models can recover performance lost when only 5% of the real training data is available, and whether any apparent recovery reflects genuine representation improvement rather than trivial data smoothing.</w:t>
+        <w:t xml:space="preserve">We study image classification in a low-data regime on Tiny ImageNet (200 classes, 64×64 images). Our central question is whether synthetic images generated by large pretrained diffusion models can recover performance lost when only 5% of the real training data is available, and whether any apparent recovery reflects </w:t>
+      </w:r>
+      <w:proofErr w:type="gramStart"/>
+      <w:r>
+        <w:rPr>
+          <w:lang w:val="en-US"/>
+        </w:rPr>
+        <w:t>genuine representation</w:t>
+      </w:r>
+      <w:proofErr w:type="gramEnd"/>
+      <w:r>
+        <w:rPr>
+          <w:lang w:val="en-US"/>
+        </w:rPr>
+        <w:t xml:space="preserve"> improvement rather than trivial data smoothing.</w:t>
       </w:r>
     </w:p>
     <w:p>
@@ -703,7 +757,13 @@
         <w:rPr>
           <w:lang w:val="en-IN"/>
         </w:rPr>
-        <w:t>. The low-data setting (5% of Tiny ImageNet, i.e., 25 images per class) makes the problem challenging due to overfitting, miscalibration, and brittleness to small corruptions. We introduce three pipelines: (1) a Baseline trained on 5% real images with classical augmentations, (2) a DiffusionBoost model that mixes real images with class-conditional synthetic samples from Stable Diffusion, and (3) a Ceiling model trained on the full Tiny ImageNet training set.</w:t>
+        <w:t xml:space="preserve">. </w:t>
+      </w:r>
+      <w:r>
+        <w:rPr>
+          <w:lang w:val="en-IN"/>
+        </w:rPr>
+        <w:t>The low-data setting (5% of Tiny ImageNet, i.e., 25 images per class) makes the problem challenging due to overfitting, miscalibration, and brittleness to small corruptions. We introduce three pipelines: (1) a Baseline trained on 5% real images with classical augmentations, (2) a Ceiling model trained on the full Tiny ImageNet training set, and (3) DiffusionBoost — Stage 2 will introduce this pipeline, which mixes real images with class-conditional synthetic samples generated by Stable Diffusion.</w:t>
       </w:r>
     </w:p>
     <w:p>
@@ -717,7 +777,13 @@
         <w:rPr>
           <w:lang w:val="en-IN"/>
         </w:rPr>
-        <w:t>Stage 1 focuses on building a robust data pipeline, training a pretrained ResNet-18 backbone, and producing initial accuracy, calibration, robustness, and feature-geometry diagnostics. In Stage 2, we will extend this pipeline with diffusion-generated synthetic data and investigate whether the benefit of augmentation is uniform across classes — with implications for how synthetic data should be generated and allocated.</w:t>
+        <w:t xml:space="preserve">Stage 1 focuses on building a robust data pipeline, training a pretrained ResNet-18 backbone, and producing initial accuracy, calibration, robustness, and feature-geometry diagnostics. In Stage 2, we will extend this pipeline with diffusion-generated synthetic data and investigate whether the benefit of augmentation is uniform across classes — with implications for how synthetic data should be generated and allocated. We hypothesise that diffusion-generated images improve classification performance only when they introduce </w:t>
+      </w:r>
+      <w:r>
+        <w:rPr>
+          <w:lang w:val="en-IN"/>
+        </w:rPr>
+        <w:t>new semantic diversity, rather than simply smoothing the training distribution.</w:t>
       </w:r>
     </w:p>
     <w:p>
@@ -742,19 +808,7 @@
         <w:rPr>
           <w:lang w:val="en-US"/>
         </w:rPr>
-        <w:t xml:space="preserve">Modern computer vision systems often rely on large annotated datasets, yet many practical applications operate in data-scarce environments. When training data is limited, deep neural networks frequently suffer from overfitting and unstable </w:t>
-      </w:r>
-      <w:r>
-        <w:rPr>
-          <w:lang w:val="en-US"/>
-        </w:rPr>
-        <w:t>generalization</w:t>
-      </w:r>
-      <w:r>
-        <w:rPr>
-          <w:lang w:val="en-US"/>
-        </w:rPr>
-        <w:t xml:space="preserve">. Large pretrained models partially alleviate this issue by transferring knowledge learned from large-scale datasets. </w:t>
+        <w:t xml:space="preserve">Modern computer vision systems often rely on large annotated datasets, yet many practical applications operate in data-scarce environments. When training data is limited, deep neural networks frequently suffer from overfitting and unstable generalization. Large pretrained models partially alleviate this issue by transferring knowledge learned from large-scale datasets. </w:t>
       </w:r>
       <w:r>
         <w:rPr>
@@ -1236,13 +1290,7 @@
         <w:pStyle w:val="BodyText"/>
       </w:pPr>
       <w:r>
-        <w:t>A</w:t>
-      </w:r>
-      <w:r>
-        <w:t>ll images are originally 64×64 pixels; a simple size histogram verifies the uniform resolution. We compute channel-wise statistics on a sample of the 5% subset: mean = [0.480, 0.448, 0.398], std = [0.277, 0.269, 0.282] (RGB), broadly consistent with ImageNet and justifying the use of ImageNet normalisation. We resize inputs from 64×64 to 224×224 because ResNet-18 pretrained weights expect ImageNet-scale spatial features; upscaling preserves compatibility with the pretrained convolutional filters. We apply standard augmentations (random crops, horizontal flips)</w:t>
-      </w:r>
-      <w:r>
-        <w:t>.</w:t>
+        <w:t>All images are originally 64×64 pixels; a simple size histogram verifies the uniform resolution. We compute channel-wise statistics on a sample of the 5% subset: mean = [0.483, 0.440, 0.384], std = [0.265, 0.252, 0.269] (RGB), broadly consistent with ImageNet and justifying the use of ImageNet normalisation. We additionally compute the average inter-class cosine distance between pretrained feature embeddings (see notebook); this metric indicates class separability despite the low-data regime. We resize inputs from 64×64 to 224×224 because ResNet-18 pretrained weights expect ImageNet-scale spatial features; upscaling preserves compatibility with the pretrained convolutional filters. We apply standard augmentations (random crops, horizontal flips).</w:t>
       </w:r>
     </w:p>
     <w:p>
@@ -1270,6 +1318,20 @@
       <w:proofErr w:type="spellEnd"/>
       <w:r>
         <w:t xml:space="preserve"> (learning rate 3×10⁻⁴, batch size 64) for 5 epochs. All experiments use mixed-precision training on a single RTX 4060 GPU</w:t>
+      </w:r>
+      <w:r>
+        <w:t xml:space="preserve"> (or T4 GPU on </w:t>
+      </w:r>
+      <w:proofErr w:type="spellStart"/>
+      <w:r>
+        <w:t>C</w:t>
+      </w:r>
+      <w:r>
+        <w:t>olab</w:t>
+      </w:r>
+      <w:proofErr w:type="spellEnd"/>
+      <w:r>
+        <w:t>)</w:t>
       </w:r>
       <w:r>
         <w:rPr>
@@ -1455,7 +1517,171 @@
         <w:pStyle w:val="BodyText"/>
       </w:pPr>
       <w:r>
-        <w:t>We also perform a corruption benchmark with specified intensities: Gaussian noise (σ = 0.1), Gaussian blur (kernel size 5), and brightness shift (+0.2). Accuracy drops from 37.15% on clean data to 10.17%, 36.72%, and 31.15% under these perturbations, quantifying robustness. Per-class validation accuracy varies substantially across the 200 classes (Figure 4); this distribution provides the baseline for Stage 2 analysis of which classes benefit from synthetic augmentation</w:t>
+        <w:t>We also perform a corruption benchmark with specified intensities: Gaussian noise (σ = 0.1), Gaussian blur (kernel size 5), and brightness shift (+0.2). These perturbations simulate common distribution shifts in real-world vision systems. Accuracy drops from 37.15% on clean data to 10.17%, 36.72%, and 31.15% under these perturbations, quantifying robustness. Per-class validation accuracy varies substantially across the 200 classes (mean 37.1%, range 0–92%, std 21.4%; Figure 4); this distribution provides the baseline for Stage 2 analysis of which classes benefit from synthetic augmentation.</w:t>
+      </w:r>
+    </w:p>
+    <w:p>
+      <w:pPr>
+        <w:pStyle w:val="BodyText"/>
+        <w:ind w:end="9.30pt" w:firstLine="0pt"/>
+        <w:rPr>
+          <w:lang w:val="en-US"/>
+        </w:rPr>
+      </w:pPr>
+      <w:r>
+        <w:rPr>
+          <w:noProof/>
+          <w:lang w:val="en-US"/>
+        </w:rPr>
+        <w:drawing>
+          <wp:inline distT="0" distB="0" distL="0" distR="0" wp14:anchorId="4414222A" wp14:editId="260B8321">
+            <wp:extent cx="3089910" cy="1217930"/>
+            <wp:effectExtent l="0" t="0" r="0" b="1270"/>
+            <wp:docPr id="1293267898" name="Picture 1"/>
+            <wp:cNvGraphicFramePr>
+              <a:graphicFrameLocks xmlns:a="http://purl.oclc.org/ooxml/drawingml/main" noChangeAspect="1"/>
+            </wp:cNvGraphicFramePr>
+            <a:graphic xmlns:a="http://purl.oclc.org/ooxml/drawingml/main">
+              <a:graphicData uri="http://purl.oclc.org/ooxml/drawingml/picture">
+                <pic:pic xmlns:pic="http://purl.oclc.org/ooxml/drawingml/picture">
+                  <pic:nvPicPr>
+                    <pic:cNvPr id="1293267898" name="Picture 1293267898"/>
+                    <pic:cNvPicPr/>
+                  </pic:nvPicPr>
+                  <pic:blipFill>
+                    <a:blip r:embed="rId13" cstate="print">
+                      <a:extLst>
+                        <a:ext uri="{28A0092B-C50C-407E-A947-70E740481C1C}">
+                          <a14:useLocalDpi xmlns:a14="http://schemas.microsoft.com/office/drawing/2010/main" val="0"/>
+                        </a:ext>
+                      </a:extLst>
+                    </a:blip>
+                    <a:stretch>
+                      <a:fillRect/>
+                    </a:stretch>
+                  </pic:blipFill>
+                  <pic:spPr>
+                    <a:xfrm>
+                      <a:off x="0" y="0"/>
+                      <a:ext cx="3089910" cy="1217930"/>
+                    </a:xfrm>
+                    <a:prstGeom prst="rect">
+                      <a:avLst/>
+                    </a:prstGeom>
+                  </pic:spPr>
+                </pic:pic>
+              </a:graphicData>
+            </a:graphic>
+          </wp:inline>
+        </w:drawing>
+      </w:r>
+    </w:p>
+    <w:p>
+      <w:pPr>
+        <w:pStyle w:val="figurecaption"/>
+      </w:pPr>
+      <w:r>
+        <w:t>Histogram of per-class validation accuracy (baseline)</w:t>
+      </w:r>
+    </w:p>
+    <w:p>
+      <w:pPr>
+        <w:pStyle w:val="BodyText"/>
+      </w:pPr>
+    </w:p>
+    <w:p>
+      <w:pPr>
+        <w:pStyle w:val="BodyText"/>
+        <w:rPr>
+          <w:lang w:val="en-IN"/>
+        </w:rPr>
+      </w:pPr>
+      <w:r>
+        <w:rPr>
+          <w:lang w:val="en-IN"/>
+        </w:rPr>
+        <w:t>Finally, we extract penultimate-layer features, compute the covariance eigenvalue spectrum, and train a linear probe, obtaining 42.00% accuracy — providing an initial snapshot of representation geometry for later comparison against diffusion-augmented models.</w:t>
+      </w:r>
+    </w:p>
+    <w:p>
+      <w:pPr>
+        <w:pStyle w:val="BodyText"/>
+        <w:rPr>
+          <w:lang w:val="en-IN"/>
+        </w:rPr>
+      </w:pPr>
+      <w:r>
+        <w:rPr>
+          <w:lang w:val="en-IN"/>
+        </w:rPr>
+        <w:t>In Stage 2, we will introduce class-conditional synthetic images from Stable Diffusion and evaluate the augmented pipeline across calibration, robustness, and representation geometry using CKA similarity and feature covariance spectra. We will examine whether synthetic utility varies across semantic categories, and whether class-level properties from this baseline can predict which classes benefit. Experiments will be replicated on a second lightweight architecture to test generalisability.</w:t>
+      </w:r>
+    </w:p>
+    <w:p>
+      <w:pPr>
+        <w:pStyle w:val="Heading5"/>
+      </w:pPr>
+      <w:r>
+        <w:t>References</w:t>
+      </w:r>
+    </w:p>
+    <w:p>
+      <w:pPr>
+        <w:pStyle w:val="references"/>
+      </w:pPr>
+      <w:r>
+        <w:t>M</w:t>
+      </w:r>
+      <w:r>
+        <w:t>. Wortsman</w:t>
+      </w:r>
+      <w:r>
+        <w:t>,</w:t>
+      </w:r>
+      <w:r>
+        <w:t xml:space="preserve"> et al.</w:t>
+      </w:r>
+      <w:r>
+        <w:t>, “</w:t>
+      </w:r>
+      <w:r>
+        <w:t xml:space="preserve">Robust </w:t>
+      </w:r>
+      <w:r>
+        <w:t>f</w:t>
+      </w:r>
+      <w:r>
+        <w:t>ine-</w:t>
+      </w:r>
+      <w:r>
+        <w:t>t</w:t>
+      </w:r>
+      <w:r>
+        <w:t xml:space="preserve">uning of </w:t>
+      </w:r>
+      <w:r>
+        <w:t>z</w:t>
+      </w:r>
+      <w:r>
+        <w:t>ero-</w:t>
+      </w:r>
+      <w:r>
+        <w:t>s</w:t>
+      </w:r>
+      <w:r>
+        <w:t xml:space="preserve">hot </w:t>
+      </w:r>
+      <w:r>
+        <w:t>mo</w:t>
+      </w:r>
+      <w:r>
+        <w:t>dels</w:t>
+      </w:r>
+      <w:r>
+        <w:t>,” in</w:t>
+      </w:r>
+      <w:r>
+        <w:t xml:space="preserve"> IEEE/CVF Conference on Computer Vision and Pattern Recognition (CVPR), 2022</w:t>
       </w:r>
       <w:r>
         <w:t>.</w:t>
@@ -1463,103 +1689,250 @@
     </w:p>
     <w:p>
       <w:pPr>
-        <w:pStyle w:val="BodyText"/>
-        <w:rPr>
-          <w:lang w:val="en-IN"/>
-        </w:rPr>
-      </w:pPr>
-      <w:r>
-        <w:rPr>
-          <w:lang w:val="en-IN"/>
-        </w:rPr>
-        <w:t>Finally, we extract penultimate-layer features, compute the covariance eigenvalue spectrum, and train a linear probe, obtaining 42.00% accuracy — providing an initial snapshot of representation geometry for later comparison against diffusion-augmented models.</w:t>
-      </w:r>
-    </w:p>
-    <w:p>
-      <w:pPr>
-        <w:pStyle w:val="BodyText"/>
-        <w:rPr>
-          <w:lang w:val="en-IN"/>
-        </w:rPr>
-      </w:pPr>
-      <w:r>
-        <w:rPr>
-          <w:lang w:val="en-IN"/>
-        </w:rPr>
-        <w:t xml:space="preserve">In Stage 2, we will introduce class-conditional synthetic images from Stable Diffusion and evaluate the augmented </w:t>
-      </w:r>
-      <w:r>
-        <w:rPr>
-          <w:lang w:val="en-IN"/>
-        </w:rPr>
-        <w:t>pipeline across calibration, robustness, and representation geometry using CKA similarity and feature covariance spectra. We will examine whether synthetic utility varies across semantic categories, and whether class-level properties from this baseline can predict which classes benefit. Experiments will be replicated on a second lightweight architecture to test generalisability.</w:t>
-      </w:r>
-    </w:p>
-    <w:p>
-      <w:pPr>
-        <w:pStyle w:val="Heading5"/>
-      </w:pPr>
-      <w:r>
-        <w:t>References</w:t>
-      </w:r>
-    </w:p>
-    <w:p>
-      <w:pPr>
         <w:pStyle w:val="references"/>
       </w:pPr>
       <w:r>
-        <w:t>M</w:t>
-      </w:r>
-      <w:r>
-        <w:t>. Wortsman</w:t>
+        <w:t>J. Ho</w:t>
+      </w:r>
+      <w:r>
+        <w:t>, A. N. Jain, and P. Abbeel</w:t>
       </w:r>
       <w:r>
         <w:t>,</w:t>
       </w:r>
       <w:r>
-        <w:t xml:space="preserve"> et al.</w:t>
+        <w:t xml:space="preserve"> </w:t>
+      </w:r>
+      <w:r>
+        <w:t>“</w:t>
+      </w:r>
+      <w:r>
+        <w:t xml:space="preserve">Denoising </w:t>
+      </w:r>
+      <w:r>
+        <w:t>d</w:t>
+      </w:r>
+      <w:r>
+        <w:t xml:space="preserve">iffusion </w:t>
+      </w:r>
+      <w:r>
+        <w:t>p</w:t>
+      </w:r>
+      <w:r>
+        <w:t xml:space="preserve">robabilistic </w:t>
+      </w:r>
+      <w:r>
+        <w:t>m</w:t>
+      </w:r>
+      <w:r>
+        <w:t>odels</w:t>
+      </w:r>
+      <w:r>
+        <w:t>,” in</w:t>
+      </w:r>
+      <w:r>
+        <w:t xml:space="preserve"> </w:t>
+      </w:r>
+      <w:r>
+        <w:t>NeurIPS</w:t>
+      </w:r>
+      <w:r>
+        <w:t>, 202</w:t>
+      </w:r>
+      <w:r>
+        <w:t>0</w:t>
+      </w:r>
+      <w:r>
+        <w:t>.</w:t>
+      </w:r>
+    </w:p>
+    <w:p>
+      <w:pPr>
+        <w:pStyle w:val="references"/>
+      </w:pPr>
+      <w:r>
+        <w:t>R. Rombach, et al., “</w:t>
+      </w:r>
+      <w:r>
+        <w:t>High-resolution image synthesis with latent diffusion models</w:t>
+      </w:r>
+      <w:r>
+        <w:t xml:space="preserve">,” in </w:t>
+      </w:r>
+      <w:r>
+        <w:t>IEEE/CVF Conference on Computer Vision and Pattern Recognition (CVPR)</w:t>
+      </w:r>
+      <w:r>
+        <w:t>, 202</w:t>
+      </w:r>
+      <w:r>
+        <w:t>2</w:t>
+      </w:r>
+      <w:r>
+        <w:t>.</w:t>
+      </w:r>
+    </w:p>
+    <w:p>
+      <w:pPr>
+        <w:pStyle w:val="references"/>
+      </w:pPr>
+      <w:r>
+        <w:t>S</w:t>
+      </w:r>
+      <w:r>
+        <w:t>. Azizi,</w:t>
+      </w:r>
+      <w:r>
+        <w:t xml:space="preserve"> et al., “</w:t>
+      </w:r>
+      <w:r>
+        <w:t xml:space="preserve">Synthetic </w:t>
+      </w:r>
+      <w:r>
+        <w:t>d</w:t>
+      </w:r>
+      <w:r>
+        <w:t xml:space="preserve">ata from </w:t>
+      </w:r>
+      <w:r>
+        <w:t>d</w:t>
+      </w:r>
+      <w:r>
+        <w:t xml:space="preserve">iffusion </w:t>
+      </w:r>
+      <w:r>
+        <w:t>m</w:t>
+      </w:r>
+      <w:r>
+        <w:t xml:space="preserve">odels </w:t>
+      </w:r>
+      <w:r>
+        <w:t>i</w:t>
+      </w:r>
+      <w:r>
+        <w:t xml:space="preserve">mproves </w:t>
+      </w:r>
+      <w:r>
+        <w:t>i</w:t>
+      </w:r>
+      <w:r>
+        <w:t>mage</w:t>
+      </w:r>
+      <w:r>
+        <w:t>n</w:t>
+      </w:r>
+      <w:r>
+        <w:t xml:space="preserve">et </w:t>
+      </w:r>
+      <w:r>
+        <w:t>c</w:t>
+      </w:r>
+      <w:r>
+        <w:t>lassification</w:t>
+      </w:r>
+      <w:r>
+        <w:t xml:space="preserve">,” in </w:t>
+      </w:r>
+      <w:r>
+        <w:t>Transactions on Machine Learning Research, 2023</w:t>
+      </w:r>
+      <w:r>
+        <w:t>.</w:t>
+      </w:r>
+    </w:p>
+    <w:p>
+      <w:pPr>
+        <w:pStyle w:val="references"/>
+      </w:pPr>
+      <w:r>
+        <w:t xml:space="preserve">G. Koh, </w:t>
+      </w:r>
+      <w:r>
+        <w:t>et al.</w:t>
       </w:r>
       <w:r>
         <w:t>, “</w:t>
       </w:r>
       <w:r>
-        <w:t xml:space="preserve">Robust </w:t>
+        <w:t xml:space="preserve">Synthetic </w:t>
+      </w:r>
+      <w:r>
+        <w:t>d</w:t>
+      </w:r>
+      <w:r>
+        <w:t xml:space="preserve">ata </w:t>
+      </w:r>
+      <w:r>
+        <w:t>a</w:t>
+      </w:r>
+      <w:r>
+        <w:t xml:space="preserve">ugmentation </w:t>
+      </w:r>
+      <w:r>
+        <w:t>u</w:t>
+      </w:r>
+      <w:r>
+        <w:t xml:space="preserve">sing </w:t>
+      </w:r>
+      <w:r>
+        <w:t>p</w:t>
+      </w:r>
+      <w:r>
+        <w:t xml:space="preserve">re-trained </w:t>
+      </w:r>
+      <w:r>
+        <w:t>d</w:t>
+      </w:r>
+      <w:r>
+        <w:t>iffusi</w:t>
+      </w:r>
+      <w:r>
+        <w:t>o</w:t>
+      </w:r>
+      <w:r>
+        <w:t xml:space="preserve">n </w:t>
+      </w:r>
+      <w:r>
+        <w:t>m</w:t>
+      </w:r>
+      <w:r>
+        <w:t xml:space="preserve">odels for </w:t>
+      </w:r>
+      <w:r>
+        <w:t>l</w:t>
+      </w:r>
+      <w:r>
+        <w:t>ong-</w:t>
+      </w:r>
+      <w:r>
+        <w:t>t</w:t>
+      </w:r>
+      <w:r>
+        <w:t xml:space="preserve">ailed </w:t>
       </w:r>
       <w:r>
         <w:t>f</w:t>
       </w:r>
       <w:r>
-        <w:t>ine-</w:t>
-      </w:r>
-      <w:r>
-        <w:t>t</w:t>
-      </w:r>
-      <w:r>
-        <w:t xml:space="preserve">uning of </w:t>
-      </w:r>
-      <w:r>
-        <w:t>z</w:t>
-      </w:r>
-      <w:r>
-        <w:t>ero-</w:t>
-      </w:r>
-      <w:r>
-        <w:t>s</w:t>
-      </w:r>
-      <w:r>
-        <w:t xml:space="preserve">hot </w:t>
-      </w:r>
-      <w:r>
-        <w:t>mo</w:t>
-      </w:r>
-      <w:r>
-        <w:t>dels</w:t>
+        <w:t xml:space="preserve">ood </w:t>
+      </w:r>
+      <w:r>
+        <w:t>i</w:t>
+      </w:r>
+      <w:r>
+        <w:t xml:space="preserve">mage </w:t>
+      </w:r>
+      <w:r>
+        <w:t>c</w:t>
+      </w:r>
+      <w:r>
+        <w:t>lassification</w:t>
       </w:r>
       <w:r>
         <w:t>,” in</w:t>
       </w:r>
       <w:r>
-        <w:t xml:space="preserve"> IEEE/CVF Conference on Computer Vision and Pattern Recognition (CVPR), 2022</w:t>
+        <w:t xml:space="preserve"> IEEE/CVF Conference on Computer Vision and Pattern Recognition Workshops (CVPRW), 2025</w:t>
       </w:r>
       <w:r>
         <w:t>.</w:t>
@@ -1570,302 +1943,48 @@
         <w:pStyle w:val="references"/>
       </w:pPr>
       <w:r>
-        <w:t>J. Ho</w:t>
-      </w:r>
-      <w:r>
-        <w:t>, A. N. Jain, and P. Abbeel</w:t>
+        <w:t>B. Trabucco, et al.</w:t>
+      </w:r>
+      <w:r>
+        <w:t>, “</w:t>
+      </w:r>
+      <w:r>
+        <w:t xml:space="preserve">Effective </w:t>
+      </w:r>
+      <w:r>
+        <w:t>d</w:t>
+      </w:r>
+      <w:r>
+        <w:t xml:space="preserve">ata </w:t>
+      </w:r>
+      <w:r>
+        <w:t>a</w:t>
+      </w:r>
+      <w:r>
+        <w:t xml:space="preserve">ugmentation </w:t>
+      </w:r>
+      <w:r>
+        <w:t>w</w:t>
+      </w:r>
+      <w:r>
+        <w:t xml:space="preserve">ith </w:t>
+      </w:r>
+      <w:r>
+        <w:t>d</w:t>
+      </w:r>
+      <w:r>
+        <w:t xml:space="preserve">iffusion </w:t>
+      </w:r>
+      <w:r>
+        <w:t>m</w:t>
+      </w:r>
+      <w:r>
+        <w:t>odels</w:t>
       </w:r>
       <w:r>
         <w:t>,</w:t>
       </w:r>
       <w:r>
-        <w:t xml:space="preserve"> </w:t>
-      </w:r>
-      <w:r>
-        <w:t>“</w:t>
-      </w:r>
-      <w:r>
-        <w:t xml:space="preserve">Denoising </w:t>
-      </w:r>
-      <w:r>
-        <w:t>d</w:t>
-      </w:r>
-      <w:r>
-        <w:t xml:space="preserve">iffusion </w:t>
-      </w:r>
-      <w:r>
-        <w:t>p</w:t>
-      </w:r>
-      <w:r>
-        <w:t xml:space="preserve">robabilistic </w:t>
-      </w:r>
-      <w:r>
-        <w:t>m</w:t>
-      </w:r>
-      <w:r>
-        <w:t>odels</w:t>
-      </w:r>
-      <w:r>
-        <w:t>,” in</w:t>
-      </w:r>
-      <w:r>
-        <w:t xml:space="preserve"> </w:t>
-      </w:r>
-      <w:r>
-        <w:t>NeurIPS</w:t>
-      </w:r>
-      <w:r>
-        <w:t>, 202</w:t>
-      </w:r>
-      <w:r>
-        <w:t>0</w:t>
-      </w:r>
-      <w:r>
-        <w:t>.</w:t>
-      </w:r>
-    </w:p>
-    <w:p>
-      <w:pPr>
-        <w:pStyle w:val="references"/>
-      </w:pPr>
-      <w:r>
-        <w:t xml:space="preserve">R. Rombach, et al., </w:t>
-      </w:r>
-      <w:r>
-        <w:t>“</w:t>
-      </w:r>
-      <w:r>
-        <w:t>High-resolution image synthesis with latent diffusion models</w:t>
-      </w:r>
-      <w:r>
-        <w:t xml:space="preserve">,” in </w:t>
-      </w:r>
-      <w:r>
-        <w:t>IEEE/CVF Conference on Computer Vision and Pattern Recognition (CVPR)</w:t>
-      </w:r>
-      <w:r>
-        <w:t>, 202</w:t>
-      </w:r>
-      <w:r>
-        <w:t>2</w:t>
-      </w:r>
-      <w:r>
-        <w:t>.</w:t>
-      </w:r>
-    </w:p>
-    <w:p>
-      <w:pPr>
-        <w:pStyle w:val="references"/>
-      </w:pPr>
-      <w:r>
-        <w:t>S</w:t>
-      </w:r>
-      <w:r>
-        <w:t>. Azizi,</w:t>
-      </w:r>
-      <w:r>
-        <w:t xml:space="preserve"> et al., “</w:t>
-      </w:r>
-      <w:r>
-        <w:t xml:space="preserve">Synthetic </w:t>
-      </w:r>
-      <w:r>
-        <w:t>d</w:t>
-      </w:r>
-      <w:r>
-        <w:t xml:space="preserve">ata from </w:t>
-      </w:r>
-      <w:r>
-        <w:t>d</w:t>
-      </w:r>
-      <w:r>
-        <w:t xml:space="preserve">iffusion </w:t>
-      </w:r>
-      <w:r>
-        <w:t>m</w:t>
-      </w:r>
-      <w:r>
-        <w:t xml:space="preserve">odels </w:t>
-      </w:r>
-      <w:r>
-        <w:t>i</w:t>
-      </w:r>
-      <w:r>
-        <w:t xml:space="preserve">mproves </w:t>
-      </w:r>
-      <w:r>
-        <w:t>i</w:t>
-      </w:r>
-      <w:r>
-        <w:t>mage</w:t>
-      </w:r>
-      <w:r>
-        <w:t>n</w:t>
-      </w:r>
-      <w:r>
-        <w:t xml:space="preserve">et </w:t>
-      </w:r>
-      <w:r>
-        <w:t>c</w:t>
-      </w:r>
-      <w:r>
-        <w:t>lassification</w:t>
-      </w:r>
-      <w:r>
-        <w:t xml:space="preserve">,” in </w:t>
-      </w:r>
-      <w:r>
-        <w:t>Transactions on Machine Learning Research, 2023</w:t>
-      </w:r>
-      <w:r>
-        <w:t>.</w:t>
-      </w:r>
-    </w:p>
-    <w:p>
-      <w:pPr>
-        <w:pStyle w:val="references"/>
-      </w:pPr>
-      <w:r>
-        <w:t xml:space="preserve">G. Koh, </w:t>
-      </w:r>
-      <w:r>
-        <w:t>et al.</w:t>
-      </w:r>
-      <w:r>
-        <w:t>, “</w:t>
-      </w:r>
-      <w:r>
-        <w:t xml:space="preserve">Synthetic </w:t>
-      </w:r>
-      <w:r>
-        <w:t>d</w:t>
-      </w:r>
-      <w:r>
-        <w:t xml:space="preserve">ata </w:t>
-      </w:r>
-      <w:r>
-        <w:t>a</w:t>
-      </w:r>
-      <w:r>
-        <w:t xml:space="preserve">ugmentation </w:t>
-      </w:r>
-      <w:r>
-        <w:t>u</w:t>
-      </w:r>
-      <w:r>
-        <w:t xml:space="preserve">sing </w:t>
-      </w:r>
-      <w:r>
-        <w:t>p</w:t>
-      </w:r>
-      <w:r>
-        <w:t xml:space="preserve">re-trained </w:t>
-      </w:r>
-      <w:r>
-        <w:t>d</w:t>
-      </w:r>
-      <w:r>
-        <w:t>iffusi</w:t>
-      </w:r>
-      <w:r>
-        <w:t>o</w:t>
-      </w:r>
-      <w:r>
-        <w:t xml:space="preserve">n </w:t>
-      </w:r>
-      <w:r>
-        <w:t>m</w:t>
-      </w:r>
-      <w:r>
-        <w:t xml:space="preserve">odels for </w:t>
-      </w:r>
-      <w:r>
-        <w:t>l</w:t>
-      </w:r>
-      <w:r>
-        <w:t>ong-</w:t>
-      </w:r>
-      <w:r>
-        <w:t>t</w:t>
-      </w:r>
-      <w:r>
-        <w:t xml:space="preserve">ailed </w:t>
-      </w:r>
-      <w:r>
-        <w:t>f</w:t>
-      </w:r>
-      <w:r>
-        <w:t xml:space="preserve">ood </w:t>
-      </w:r>
-      <w:r>
-        <w:t>i</w:t>
-      </w:r>
-      <w:r>
-        <w:t xml:space="preserve">mage </w:t>
-      </w:r>
-      <w:r>
-        <w:t>c</w:t>
-      </w:r>
-      <w:r>
-        <w:t>lassification</w:t>
-      </w:r>
-      <w:r>
-        <w:t>,” in</w:t>
-      </w:r>
-      <w:r>
-        <w:t xml:space="preserve"> IEEE/CVF Conference on Computer Vision and Pattern Recognition Workshops (CVPRW), 2025</w:t>
-      </w:r>
-      <w:r>
-        <w:t>.</w:t>
-      </w:r>
-    </w:p>
-    <w:p>
-      <w:pPr>
-        <w:pStyle w:val="references"/>
-      </w:pPr>
-      <w:r>
-        <w:t>B. Trabucco, et al.</w:t>
-      </w:r>
-      <w:r>
-        <w:t>, “</w:t>
-      </w:r>
-      <w:r>
-        <w:t xml:space="preserve">Effective </w:t>
-      </w:r>
-      <w:r>
-        <w:t>d</w:t>
-      </w:r>
-      <w:r>
-        <w:t xml:space="preserve">ata </w:t>
-      </w:r>
-      <w:r>
-        <w:t>a</w:t>
-      </w:r>
-      <w:r>
-        <w:t xml:space="preserve">ugmentation </w:t>
-      </w:r>
-      <w:r>
-        <w:t>w</w:t>
-      </w:r>
-      <w:r>
-        <w:t xml:space="preserve">ith </w:t>
-      </w:r>
-      <w:r>
-        <w:t>d</w:t>
-      </w:r>
-      <w:r>
-        <w:t xml:space="preserve">iffusion </w:t>
-      </w:r>
-      <w:r>
-        <w:t>m</w:t>
-      </w:r>
-      <w:r>
-        <w:t>odels</w:t>
-      </w:r>
-      <w:r>
-        <w:t>,</w:t>
-      </w:r>
-      <w:r>
         <w:t xml:space="preserve">” </w:t>
       </w:r>
       <w:r>
@@ -1875,10 +1994,7 @@
         <w:t>arXiv</w:t>
       </w:r>
       <w:r>
-        <w:t>, 2023</w:t>
-      </w:r>
-      <w:r>
-        <w:t>.</w:t>
+        <w:t>, 2023.</w:t>
       </w:r>
     </w:p>
     <w:p>
@@ -2332,7 +2448,7 @@
       </w:pPr>
     </w:p>
     <w:sectPr>
-      <w:footerReference w:type="first" r:id="rId13"/>
+      <w:footerReference w:type="first" r:id="rId14"/>
       <w:type w:val="continuous"/>
       <w:pgSz w:w="595.30pt" w:h="841.90pt" w:code="9"/>
       <w:pgMar w:top="54pt" w:right="44.65pt" w:bottom="72pt" w:left="44.65pt" w:header="36pt" w:footer="36pt" w:gutter="0pt"/>
@@ -4922,6 +5038,7 @@
   <w:style w:type="character" w:default="1" w:styleId="DefaultParagraphFont">
     <w:name w:val="Default Paragraph Font"/>
     <w:uiPriority w:val="1"/>
+    <w:semiHidden/>
     <w:unhideWhenUsed/>
   </w:style>
   <w:style w:type="table" w:default="1" w:styleId="TableNormal">

--- a/Report Stage 1.docx
+++ b/Report Stage 1.docx
@@ -540,29 +540,15 @@
         <w:t xml:space="preserve">— </w:t>
       </w:r>
       <w:r>
-        <w:rPr>
-          <w:lang w:val="en-IN"/>
-        </w:rPr>
-        <w:t xml:space="preserve">We study image classification in a low-data regime on Tiny ImageNet. Our central question is whether synthetic images from pretrained diffusion models can recover performance lost when only 5% of training data is available, and whether any recovery reflects genuine representation improvement. We introduce three pipelines: Baseline (5% real), DiffusionBoost (5% real + synthetic), and Ceiling (100% real). Stage 1 establishes a robust data pipeline, trains a ResNet-18 baseline, and produces accuracy, calibration, robustness, and representation diagnostics. The model achieves 37.15% </w:t>
-      </w:r>
-      <w:proofErr w:type="gramStart"/>
-      <w:r>
-        <w:rPr>
-          <w:lang w:val="en-IN"/>
-        </w:rPr>
-        <w:t>Top-1</w:t>
-      </w:r>
-      <w:proofErr w:type="gramEnd"/>
-      <w:r>
-        <w:rPr>
-          <w:lang w:val="en-IN"/>
-        </w:rPr>
-        <w:t xml:space="preserve"> accuracy with ECE 0.0398. In Stage 2, we will extend to diffusion augmentation, investigate whether synthetic utility varies across classes, and analyse whether class-level properties of the baseline model can predict which categories benefit from synthetic augmentation</w:t>
-      </w:r>
-      <w:r>
-        <w:rPr>
-          <w:lang w:val="en-IN"/>
-        </w:rPr>
+        <w:t>We present a controlled study of</w:t>
+      </w:r>
+      <w:r>
+        <w:t xml:space="preserve"> </w:t>
+      </w:r>
+      <w:r>
+        <w:t>image classification in a low-data regime on Tiny ImageNet. Our central question is whether synthetic images from pretrained diffusion models can recover performance lost when only 5% of training data is available, and whether any recovery reflects genuine representation improvement. We introduce three pipelines: Baseline (5% real), DiffusionBoost (5% real + synthetic), and Ceiling (100% real). Stage 1 establishes a data pipeline, trains a ResNet-18 baseline, and reports accuracy, calibration, robustness, and representation diagnostics. The model achieves 35.50% Top-1 accuracy with ECE 0.0372. Stage 2 will evaluate diffusion augmentation and class-dependent utility</w:t>
+      </w:r>
+      <w:r>
         <w:t>.</w:t>
       </w:r>
       <w:r>
@@ -615,21 +601,13 @@
         <w:rPr>
           <w:lang w:val="en-US"/>
         </w:rPr>
-        <w:t xml:space="preserve">We study image classification in a low-data regime on Tiny ImageNet (200 classes, 64×64 images). Our central question is whether synthetic images generated by large pretrained diffusion models can recover performance lost when only 5% of the real training data is available, and whether any apparent recovery reflects </w:t>
-      </w:r>
-      <w:proofErr w:type="gramStart"/>
-      <w:r>
-        <w:rPr>
-          <w:lang w:val="en-US"/>
-        </w:rPr>
-        <w:t>genuine representation</w:t>
-      </w:r>
-      <w:proofErr w:type="gramEnd"/>
-      <w:r>
-        <w:rPr>
-          <w:lang w:val="en-US"/>
-        </w:rPr>
-        <w:t xml:space="preserve"> improvement rather than trivial data smoothing.</w:t>
+        <w:t>We study image classification in a low-data regime on Tiny ImageNet (200 classes, 64×64 images). Our central question is whether synthetic images generated by pretrained diffusion models can recover performance lost when only 5% of the real training data is available, and whether any apparent recovery reflects genuine representation improvement rather than trivial data smoothing</w:t>
+      </w:r>
+      <w:r>
+        <w:rPr>
+          <w:lang w:val="en-US"/>
+        </w:rPr>
+        <w:t>.</w:t>
       </w:r>
     </w:p>
     <w:p>
@@ -761,9 +739,15 @@
       </w:r>
       <w:r>
         <w:rPr>
+          <w:lang w:val="en-US"/>
+        </w:rPr>
+        <w:t>The low-data setting (25 images per class) introduces overfitting, miscalibration, and sensitivity to perturbations. We define three pipelines: (1) Baseline trained on 5% real data, (2) Ceiling trained on the full dataset, and (3) DiffusionBoost, introduced in Stage 2, which augments real data with class-conditional synthetic samples</w:t>
+      </w:r>
+      <w:r>
+        <w:rPr>
           <w:lang w:val="en-IN"/>
         </w:rPr>
-        <w:t>The low-data setting (5% of Tiny ImageNet, i.e., 25 images per class) makes the problem challenging due to overfitting, miscalibration, and brittleness to small corruptions. We introduce three pipelines: (1) a Baseline trained on 5% real images with classical augmentations, (2) a Ceiling model trained on the full Tiny ImageNet training set, and (3) DiffusionBoost — Stage 2 will introduce this pipeline, which mixes real images with class-conditional synthetic samples generated by Stable Diffusion.</w:t>
+        <w:t>.</w:t>
       </w:r>
     </w:p>
     <w:p>
@@ -775,15 +759,39 @@
       </w:pPr>
       <w:r>
         <w:rPr>
+          <w:lang w:val="en-US"/>
+        </w:rPr>
+        <w:t xml:space="preserve">Stage 1 focuses on building a reliable data pipeline, training a pretrained ResNet-18, and establishing baseline metrics across accuracy, calibration, robustness, and representation geometry. We </w:t>
+      </w:r>
+      <w:r>
+        <w:rPr>
+          <w:lang w:val="en-US"/>
+        </w:rPr>
+        <w:t>hypothesize</w:t>
+      </w:r>
+      <w:r>
+        <w:rPr>
+          <w:lang w:val="en-US"/>
+        </w:rPr>
+        <w:t xml:space="preserve"> that diffusion-generated images improve classification performance only when they introduce new semantic diversity, rather than merely smoothing the training distribution</w:t>
+      </w:r>
+      <w:r>
+        <w:rPr>
           <w:lang w:val="en-IN"/>
         </w:rPr>
-        <w:t xml:space="preserve">Stage 1 focuses on building a robust data pipeline, training a pretrained ResNet-18 backbone, and producing initial accuracy, calibration, robustness, and feature-geometry diagnostics. In Stage 2, we will extend this pipeline with diffusion-generated synthetic data and investigate whether the benefit of augmentation is uniform across classes — with implications for how synthetic data should be generated and allocated. We hypothesise that diffusion-generated images improve classification performance only when they introduce </w:t>
+        <w:t>.</w:t>
       </w:r>
       <w:r>
         <w:rPr>
           <w:lang w:val="en-IN"/>
         </w:rPr>
-        <w:t>new semantic diversity, rather than simply smoothing the training distribution.</w:t>
+        <w:t xml:space="preserve"> </w:t>
+      </w:r>
+      <w:r>
+        <w:rPr>
+          <w:lang w:val="en-IN"/>
+        </w:rPr>
+        <w:t>This work provides a multi-axis evaluation framework for synthetic data in low-data regimes.</w:t>
       </w:r>
     </w:p>
     <w:p>
@@ -808,19 +816,13 @@
         <w:rPr>
           <w:lang w:val="en-US"/>
         </w:rPr>
-        <w:t xml:space="preserve">Modern computer vision systems often rely on large annotated datasets, yet many practical applications operate in data-scarce environments. When training data is limited, deep neural networks frequently suffer from overfitting and unstable generalization. Large pretrained models partially alleviate this issue by transferring knowledge learned from large-scale datasets. </w:t>
-      </w:r>
-      <w:r>
-        <w:rPr>
-          <w:lang w:val="en-US"/>
-        </w:rPr>
-        <w:t xml:space="preserve">[1] </w:t>
-      </w:r>
-      <w:r>
-        <w:rPr>
-          <w:lang w:val="en-US"/>
-        </w:rPr>
-        <w:t xml:space="preserve">show that models such as CLIP maintain strong robustness when used in a zero-shot setting, but conventional fine-tuning can degrade robustness under distribution shift. They propose </w:t>
+        <w:t xml:space="preserve">Modern computer vision systems rely on large annotated datasets, yet many applications operate in data-scarce settings where models suffer from overfitting and unstable generalization. Pretrained models partially address this </w:t>
+      </w:r>
+      <w:r>
+        <w:rPr>
+          <w:lang w:val="en-US"/>
+        </w:rPr>
+        <w:t>limitation. [1] show that zero-shot models such as CLIP retain robustness under distribution shift, while naive fine-tuning degrades performance; they propose weight interpolation (</w:t>
       </w:r>
       <w:proofErr w:type="spellStart"/>
       <w:r>
@@ -834,7 +836,7 @@
         <w:rPr>
           <w:lang w:val="en-US"/>
         </w:rPr>
-        <w:t>-FT, a method that interpolates between the weights of zero-shot and fine-tuned models to retain robustness while improving target-task accuracy. Their results highlight the importance of carefully adapting pretrained models when only limited labelled data is available.</w:t>
+        <w:t>-FT) to balance robustness and accuracy.</w:t>
       </w:r>
     </w:p>
     <w:p>
@@ -848,31 +850,25 @@
         <w:rPr>
           <w:lang w:val="en-US"/>
         </w:rPr>
-        <w:t>Generative models have recently emerged as a promising approach for addressing data scarcity. Diffusion models, first formalized by</w:t>
-      </w:r>
-      <w:r>
-        <w:rPr>
-          <w:lang w:val="en-US"/>
-        </w:rPr>
-        <w:t xml:space="preserve"> [2]</w:t>
-      </w:r>
-      <w:r>
-        <w:rPr>
-          <w:lang w:val="en-US"/>
-        </w:rPr>
-        <w:t xml:space="preserve">, generate images by iteratively denoising samples drawn from a Gaussian distribution. Later work demonstrated that large-scale text-to-image diffusion models can produce high-quality images across diverse domains. </w:t>
-      </w:r>
-      <w:r>
-        <w:rPr>
-          <w:lang w:val="en-US"/>
-        </w:rPr>
-        <w:t xml:space="preserve">[3] </w:t>
-      </w:r>
-      <w:r>
-        <w:rPr>
-          <w:lang w:val="en-US"/>
-        </w:rPr>
-        <w:t>introduced latent diffusion models, which enable efficient high-resolution image generation by performing diffusion in a compressed latent space. These advances have made diffusion models practical tools for generating synthetic training data for downstream tasks.</w:t>
+        <w:t xml:space="preserve">Diffusion models provide a generative approach to data augmentation. [2] introduce denoising diffusion probabilistic models, which </w:t>
+      </w:r>
+      <w:r>
+        <w:rPr>
+          <w:lang w:val="en-US"/>
+        </w:rPr>
+        <w:t>learn the reverse of a Gaussian noising process</w:t>
+      </w:r>
+      <w:r>
+        <w:rPr>
+          <w:lang w:val="en-US"/>
+        </w:rPr>
+        <w:t>. [3] extend this framework with latent diffusion, enabling high-resolution image synthesis efficiently in a compressed latent space</w:t>
+      </w:r>
+      <w:r>
+        <w:rPr>
+          <w:lang w:val="en-US"/>
+        </w:rPr>
+        <w:t>.</w:t>
       </w:r>
     </w:p>
     <w:p>
@@ -886,25 +882,142 @@
         <w:rPr>
           <w:lang w:val="en-US"/>
         </w:rPr>
-        <w:t xml:space="preserve">Recent studies have investigated whether diffusion-generated images can improve discriminative model performance. </w:t>
-      </w:r>
-      <w:r>
-        <w:rPr>
-          <w:lang w:val="en-US"/>
-        </w:rPr>
-        <w:t xml:space="preserve">[4] </w:t>
-      </w:r>
-      <w:r>
-        <w:rPr>
-          <w:lang w:val="en-US"/>
-        </w:rPr>
-        <w:t xml:space="preserve">demonstrate that large text-to-image diffusion models can be fine-tuned to produce class-conditional synthetic images for ImageNet classification. Their experiments show that augmenting real training data with generated images improves classification accuracy across multiple architectures, including </w:t>
+        <w:t>Recent work demonstrates that diffusion-generated data can improve classification. [4] show that synthetic images improve ImageNet accuracy when combined with real data. [5] apply diffusion augmentation to long-tailed datasets, increasing intra-class diversity and improving classification performance. [6] propose diffusion-based augmentations that generate semantic variations, improving few-shot learning</w:t>
+      </w:r>
+      <w:r>
+        <w:rPr>
+          <w:lang w:val="en-US"/>
+        </w:rPr>
+        <w:t>.</w:t>
+      </w:r>
+    </w:p>
+    <w:p>
+      <w:pPr>
+        <w:pStyle w:val="BodyText"/>
+        <w:rPr>
+          <w:lang w:val="en-US"/>
+        </w:rPr>
+      </w:pPr>
+      <w:r>
+        <w:rPr>
+          <w:lang w:val="en-US"/>
+        </w:rPr>
+        <w:t xml:space="preserve">Combining synthetic and real data has also been explored. [7] introduce </w:t>
       </w:r>
       <w:proofErr w:type="spellStart"/>
       <w:r>
         <w:rPr>
           <w:lang w:val="en-US"/>
         </w:rPr>
+        <w:t>MixDiff</w:t>
+      </w:r>
+      <w:proofErr w:type="spellEnd"/>
+      <w:r>
+        <w:rPr>
+          <w:lang w:val="en-US"/>
+        </w:rPr>
+        <w:t>, showing that synthetic data can improve representation learning and robustness.</w:t>
+      </w:r>
+      <w:r>
+        <w:rPr>
+          <w:lang w:val="en-US"/>
+        </w:rPr>
+        <w:t xml:space="preserve"> </w:t>
+      </w:r>
+      <w:r>
+        <w:rPr>
+          <w:lang w:val="en-US"/>
+        </w:rPr>
+        <w:t xml:space="preserve">[8] demonstrate that augmentation strategies such as </w:t>
+      </w:r>
+      <w:proofErr w:type="spellStart"/>
+      <w:r>
+        <w:rPr>
+          <w:lang w:val="en-US"/>
+        </w:rPr>
+        <w:t>MixUp</w:t>
+      </w:r>
+      <w:proofErr w:type="spellEnd"/>
+      <w:r>
+        <w:rPr>
+          <w:lang w:val="en-US"/>
+        </w:rPr>
+        <w:t xml:space="preserve"> and </w:t>
+      </w:r>
+      <w:proofErr w:type="spellStart"/>
+      <w:r>
+        <w:rPr>
+          <w:lang w:val="en-US"/>
+        </w:rPr>
+        <w:t>CutMix</w:t>
+      </w:r>
+      <w:proofErr w:type="spellEnd"/>
+      <w:r>
+        <w:rPr>
+          <w:lang w:val="en-US"/>
+        </w:rPr>
+        <w:t xml:space="preserve"> improve robustness and generalization.</w:t>
+      </w:r>
+    </w:p>
+    <w:p>
+      <w:pPr>
+        <w:pStyle w:val="BodyText"/>
+        <w:rPr>
+          <w:lang w:val="en-US"/>
+        </w:rPr>
+      </w:pPr>
+      <w:r>
+        <w:rPr>
+          <w:lang w:val="en-US"/>
+        </w:rPr>
+        <w:t>Representation-level analysis has received less attention in this context. [9] study representation similarity using CKA, enabling com</w:t>
+      </w:r>
+      <w:r>
+        <w:rPr>
+          <w:lang w:val="en-US"/>
+        </w:rPr>
+        <w:t>p</w:t>
+      </w:r>
+      <w:r>
+        <w:rPr>
+          <w:lang w:val="en-US"/>
+        </w:rPr>
+        <w:t>arison of learned feature spaces across models. However, existing work largely focuses on accuracy gains, leaving open whether synthetic data improves representation quality or merely smooths decision boundaries</w:t>
+      </w:r>
+      <w:r>
+        <w:rPr>
+          <w:lang w:val="en-US"/>
+        </w:rPr>
+        <w:t>.</w:t>
+      </w:r>
+    </w:p>
+    <w:p>
+      <w:pPr>
+        <w:pStyle w:val="BodyText"/>
+      </w:pPr>
+      <w:r>
+        <w:rPr>
+          <w:lang w:val="en-US"/>
+        </w:rPr>
+        <w:t xml:space="preserve">Building on these studies, we evaluate diffusion-based augmentation in a controlled low-data setting using Tiny ImageNet [10]. We extend prior work by </w:t>
+      </w:r>
+      <w:r>
+        <w:rPr>
+          <w:lang w:val="en-US"/>
+        </w:rPr>
+        <w:t>analyzing</w:t>
+      </w:r>
+      <w:r>
+        <w:rPr>
+          <w:lang w:val="en-US"/>
+        </w:rPr>
+        <w:t xml:space="preserve"> performance across accuracy, calibration [11], robustness, and representation geometry using a pretrained </w:t>
+      </w:r>
+      <w:proofErr w:type="spellStart"/>
+      <w:r>
+        <w:rPr>
+          <w:lang w:val="en-US"/>
+        </w:rPr>
         <w:t>ResNet</w:t>
       </w:r>
       <w:proofErr w:type="spellEnd"/>
@@ -912,310 +1025,56 @@
         <w:rPr>
           <w:lang w:val="en-US"/>
         </w:rPr>
-        <w:t xml:space="preserve"> and Vision Transformer models. These findings suggest that diffusion models can provide meaningful supervision signals when combined with real training data.</w:t>
+        <w:t xml:space="preserve"> architecture [12]. Expected Calibration Error (ECE), introduced by [11], measures the discrepancy between predicted confidence and empirical accuracy</w:t>
+      </w:r>
+      <w:r>
+        <w:rPr>
+          <w:lang w:val="en-US"/>
+        </w:rPr>
+        <w:t>.</w:t>
+      </w:r>
+    </w:p>
+    <w:p>
+      <w:pPr>
+        <w:pStyle w:val="Heading1"/>
+      </w:pPr>
+      <w:r>
+        <w:t>Exploratory Data Analysis</w:t>
       </w:r>
     </w:p>
     <w:p>
       <w:pPr>
         <w:pStyle w:val="BodyText"/>
-        <w:rPr>
-          <w:lang w:val="en-US"/>
-        </w:rPr>
-      </w:pPr>
-      <w:r>
-        <w:rPr>
-          <w:lang w:val="en-US"/>
-        </w:rPr>
-        <w:t xml:space="preserve">Several works have explored how synthetic data can improve learning under challenging dataset conditions. </w:t>
-      </w:r>
-      <w:r>
-        <w:rPr>
-          <w:lang w:val="en-US"/>
-        </w:rPr>
-        <w:t xml:space="preserve">[5] </w:t>
-      </w:r>
-      <w:r>
-        <w:rPr>
-          <w:lang w:val="en-US"/>
-        </w:rPr>
-        <w:t xml:space="preserve">propose a diffusion-based augmentation framework for long-tailed food classification datasets. Their method generates synthetic images using both positive and negative prompts to increase intra-class diversity while improving inter-class </w:t>
+      </w:pPr>
+      <w:r>
+        <w:rPr>
+          <w:lang w:val="en-US"/>
+        </w:rPr>
+        <w:t>We use Tiny ImageNet as a controlled benchmark. The dataset contains 200 classes with 500 training and 50 validation images per class. To simulate a low-data regime, we construct a deterministic 5% stratified subset by sampling 25 images per class, yielding 5,000 training samples</w:t>
+      </w:r>
+      <w:r>
+        <w:t>.</w:t>
+      </w:r>
+    </w:p>
+    <w:p>
+      <w:pPr>
+        <w:pStyle w:val="BodyText"/>
+        <w:rPr>
+          <w:lang w:val="en-US"/>
+        </w:rPr>
+      </w:pPr>
+      <w:r>
+        <w:rPr>
+          <w:lang w:val="en-US"/>
+        </w:rPr>
+        <w:t xml:space="preserve">The subset is perfectly balanced, removing class imbalance as a confound. Figure 1 shows representative </w:t>
       </w:r>
       <w:r>
         <w:rPr>
           <w:lang w:val="en-US"/>
         </w:rPr>
         <w:lastRenderedPageBreak/>
-        <w:t xml:space="preserve">separability. Experiments on Food101-LT and VFN-LT show improved classification accuracy compared with existing long-tailed learning approaches. Similarly, </w:t>
-      </w:r>
-      <w:r>
-        <w:rPr>
-          <w:lang w:val="en-US"/>
-        </w:rPr>
-        <w:t xml:space="preserve">[6] </w:t>
-      </w:r>
-      <w:r>
-        <w:rPr>
-          <w:lang w:val="en-US"/>
-        </w:rPr>
-        <w:t>introduce DA-Fusion, a diffusion-based augmentation method that generates semantically modified variations of real images. Their approach produces richer augmentations than traditional geometric transformations and improves few-shot classification accuracy across multiple domains.</w:t>
-      </w:r>
-    </w:p>
-    <w:p>
-      <w:pPr>
-        <w:pStyle w:val="BodyText"/>
-        <w:rPr>
-          <w:lang w:val="en-US"/>
-        </w:rPr>
-      </w:pPr>
-      <w:r>
-        <w:rPr>
-          <w:lang w:val="en-US"/>
-        </w:rPr>
-        <w:t xml:space="preserve">Another line of work studies </w:t>
-      </w:r>
-      <w:proofErr w:type="gramStart"/>
-      <w:r>
-        <w:rPr>
-          <w:lang w:val="en-US"/>
-        </w:rPr>
-        <w:t>how</w:t>
-      </w:r>
-      <w:proofErr w:type="gramEnd"/>
-      <w:r>
-        <w:rPr>
-          <w:lang w:val="en-US"/>
-        </w:rPr>
-        <w:t xml:space="preserve"> synthetic and real data should be combined during training. </w:t>
-      </w:r>
-      <w:r>
-        <w:rPr>
-          <w:lang w:val="en-US"/>
-        </w:rPr>
-        <w:t xml:space="preserve">[7] </w:t>
-      </w:r>
-      <w:r>
-        <w:rPr>
-          <w:lang w:val="en-US"/>
-        </w:rPr>
-        <w:t xml:space="preserve">propose </w:t>
-      </w:r>
-      <w:proofErr w:type="spellStart"/>
-      <w:r>
-        <w:rPr>
-          <w:lang w:val="en-US"/>
-        </w:rPr>
-        <w:t>MixDiff</w:t>
-      </w:r>
-      <w:proofErr w:type="spellEnd"/>
-      <w:r>
-        <w:rPr>
-          <w:lang w:val="en-US"/>
-        </w:rPr>
-        <w:t>, a framework that integrates diffusion-generated images into self-supervised learning pipelines. Their results show that models trained using both real and synthetic images achieve improved robustness and transfer performance compared with models trained solely on real data, suggesting that synthetic data can enrich representation learning when used appropriately.</w:t>
-      </w:r>
-    </w:p>
-    <w:p>
-      <w:pPr>
-        <w:pStyle w:val="BodyText"/>
-        <w:rPr>
-          <w:lang w:val="en-US"/>
-        </w:rPr>
-      </w:pPr>
-      <w:r>
-        <w:rPr>
-          <w:lang w:val="en-US"/>
-        </w:rPr>
-        <w:t xml:space="preserve">Beyond accuracy improvements, augmentation strategies have also been studied for their impact on robustness. </w:t>
-      </w:r>
-      <w:r>
-        <w:rPr>
-          <w:lang w:val="en-US"/>
-        </w:rPr>
-        <w:t xml:space="preserve">[8] </w:t>
-      </w:r>
-      <w:r>
-        <w:rPr>
-          <w:lang w:val="en-US"/>
-        </w:rPr>
-        <w:t xml:space="preserve">show that data augmentation methods such as </w:t>
-      </w:r>
-      <w:proofErr w:type="spellStart"/>
-      <w:r>
-        <w:rPr>
-          <w:lang w:val="en-US"/>
-        </w:rPr>
-        <w:t>CutMix</w:t>
-      </w:r>
-      <w:proofErr w:type="spellEnd"/>
-      <w:r>
-        <w:rPr>
-          <w:lang w:val="en-US"/>
-        </w:rPr>
-        <w:t xml:space="preserve"> and </w:t>
-      </w:r>
-      <w:proofErr w:type="spellStart"/>
-      <w:r>
-        <w:rPr>
-          <w:lang w:val="en-US"/>
-        </w:rPr>
-        <w:t>MixUp</w:t>
-      </w:r>
-      <w:proofErr w:type="spellEnd"/>
-      <w:r>
-        <w:rPr>
-          <w:lang w:val="en-US"/>
-        </w:rPr>
-        <w:t xml:space="preserve"> can significantly improve adversarial robustness when combined with model weight averaging. These findings demonstrate that carefully designed augmentation strategies can improve both </w:t>
-      </w:r>
-      <w:r>
-        <w:rPr>
-          <w:lang w:val="en-US"/>
-        </w:rPr>
-        <w:t>generalization</w:t>
-      </w:r>
-      <w:r>
-        <w:rPr>
-          <w:lang w:val="en-US"/>
-        </w:rPr>
-        <w:t xml:space="preserve"> and robustness of deep learning models.</w:t>
-      </w:r>
-    </w:p>
-    <w:p>
-      <w:pPr>
-        <w:pStyle w:val="BodyText"/>
-        <w:rPr>
-          <w:lang w:val="en-US"/>
-        </w:rPr>
-      </w:pPr>
-      <w:r>
-        <w:rPr>
-          <w:lang w:val="en-US"/>
-        </w:rPr>
-        <w:t xml:space="preserve">Finally, recent work has examined how training modifications influence the internal representations learned by neural networks. </w:t>
-      </w:r>
-      <w:r>
-        <w:rPr>
-          <w:lang w:val="en-US"/>
-        </w:rPr>
-        <w:t xml:space="preserve">[9] </w:t>
-      </w:r>
-      <w:r>
-        <w:rPr>
-          <w:lang w:val="en-US"/>
-        </w:rPr>
-        <w:t>analyze</w:t>
-      </w:r>
-      <w:r>
-        <w:rPr>
-          <w:lang w:val="en-US"/>
-        </w:rPr>
-        <w:t xml:space="preserve"> representation similarity using metrics such as Centered Kernel Alignment (CKA), showing that representation similarity measures can reveal functional relationships between neural networks trained under different conditions. Such representation analysis techniques provide a useful framework for understanding how synthetic augmentation affects the structure of learned feature spaces.</w:t>
-      </w:r>
-    </w:p>
-    <w:p>
-      <w:pPr>
-        <w:pStyle w:val="BodyText"/>
-      </w:pPr>
-      <w:r>
-        <w:rPr>
-          <w:lang w:val="en-US"/>
-        </w:rPr>
-        <w:t>Building on these studies, the present work investigates diffusion-based synthetic augmentation in a controlled low-data classification setting using Tiny ImageNet [10]. Unlike prior work that focuses primarily on accuracy improvements, our study evaluates synthetic augmentation across multiple axes including accuracy recovery, calibration [1</w:t>
-      </w:r>
-      <w:r>
-        <w:rPr>
-          <w:lang w:val="en-US"/>
-        </w:rPr>
-        <w:t>1</w:t>
-      </w:r>
-      <w:r>
-        <w:rPr>
-          <w:lang w:val="en-US"/>
-        </w:rPr>
-        <w:t xml:space="preserve">], robustness, and representation geometry using a pretrained </w:t>
-      </w:r>
-      <w:proofErr w:type="spellStart"/>
-      <w:r>
-        <w:rPr>
-          <w:lang w:val="en-US"/>
-        </w:rPr>
-        <w:t>ResNet</w:t>
-      </w:r>
-      <w:proofErr w:type="spellEnd"/>
-      <w:r>
-        <w:rPr>
-          <w:lang w:val="en-US"/>
-        </w:rPr>
-        <w:t xml:space="preserve"> architecture [1</w:t>
-      </w:r>
-      <w:r>
-        <w:rPr>
-          <w:lang w:val="en-US"/>
-        </w:rPr>
-        <w:t>2</w:t>
-      </w:r>
-      <w:r>
-        <w:rPr>
-          <w:lang w:val="en-US"/>
-        </w:rPr>
-        <w:t xml:space="preserve">]. </w:t>
-      </w:r>
-      <w:r>
-        <w:rPr>
-          <w:lang w:val="en-US"/>
-        </w:rPr>
-        <w:t>Expected Calibration Error (ECE), introduced by [1</w:t>
-      </w:r>
-      <w:r>
-        <w:rPr>
-          <w:lang w:val="en-US"/>
-        </w:rPr>
-        <w:t>1</w:t>
-      </w:r>
-      <w:r>
-        <w:rPr>
-          <w:lang w:val="en-US"/>
-        </w:rPr>
-        <w:t>], measures the discrepancy between predicted confidence and empirical accuracy using confidence binning</w:t>
-      </w:r>
-      <w:r>
-        <w:rPr>
-          <w:lang w:val="en-US"/>
-        </w:rPr>
-        <w:t>.</w:t>
-      </w:r>
-    </w:p>
-    <w:p>
-      <w:pPr>
-        <w:pStyle w:val="Heading1"/>
-      </w:pPr>
-      <w:r>
-        <w:t>Exploratory Data Analysis</w:t>
-      </w:r>
-    </w:p>
-    <w:p>
-      <w:pPr>
-        <w:pStyle w:val="BodyText"/>
-      </w:pPr>
-      <w:r>
-        <w:t>We use Tiny ImageNet as a controlled yet realistic benchmark. The full dataset contains 200 classes with 500 training images and 50 validation images per class. To simulate a low-data regime, we construct a deterministic 5% stratified subset of the training split: for each class, we randomly sample 25 images (seeded), yielding exactly 5,000 training samples</w:t>
-      </w:r>
-      <w:r>
-        <w:t>.</w:t>
-      </w:r>
-    </w:p>
-    <w:p>
-      <w:pPr>
-        <w:pStyle w:val="BodyText"/>
-        <w:rPr>
-          <w:lang w:val="en-US"/>
-        </w:rPr>
-      </w:pPr>
-      <w:r>
-        <w:rPr>
-          <w:lang w:val="en-IN"/>
-        </w:rPr>
-        <w:t>Our EDA confirms that the resulting subset is perfectly balanced by design (25 images per class), eliminating class imbalance as a confound. Figure 1 shows a grid of sample images spanning multiple classes to qualitatively inspect diversity and label quality</w:t>
+        <w:t>samples across classes. All images are 64×64 pixels; a size histogram confirms uniform resolution. Channel statistics are mean = [0.483, 0.440, 0.384] and std = [0.265, 0.252, 0.269], consistent with ImageNet</w:t>
       </w:r>
       <w:r>
         <w:t>.</w:t>
@@ -1290,7 +1149,27 @@
         <w:pStyle w:val="BodyText"/>
       </w:pPr>
       <w:r>
-        <w:t>All images are originally 64×64 pixels; a simple size histogram verifies the uniform resolution. We compute channel-wise statistics on a sample of the 5% subset: mean = [0.483, 0.440, 0.384], std = [0.265, 0.252, 0.269] (RGB), broadly consistent with ImageNet and justifying the use of ImageNet normalisation. We additionally compute the average inter-class cosine distance between pretrained feature embeddings (see notebook); this metric indicates class separability despite the low-data regime. We resize inputs from 64×64 to 224×224 because ResNet-18 pretrained weights expect ImageNet-scale spatial features; upscaling preserves compatibility with the pretrained convolutional filters. We apply standard augmentations (random crops, horizontal flips).</w:t>
+        <w:rPr>
+          <w:lang w:val="en-US"/>
+        </w:rPr>
+        <w:t xml:space="preserve">We compute the average inter-class cosine distance between pretrained feature embeddings (0.145), indicating moderate class separability despite limited data. Inputs are resized to 224×224 for compatibility with pretrained </w:t>
+      </w:r>
+      <w:proofErr w:type="spellStart"/>
+      <w:r>
+        <w:rPr>
+          <w:lang w:val="en-US"/>
+        </w:rPr>
+        <w:t>ResNet</w:t>
+      </w:r>
+      <w:proofErr w:type="spellEnd"/>
+      <w:r>
+        <w:rPr>
+          <w:lang w:val="en-US"/>
+        </w:rPr>
+        <w:t xml:space="preserve"> features. Standard augmentations (random crops, horizontal flips) are applied</w:t>
+      </w:r>
+      <w:r>
+        <w:t>.</w:t>
       </w:r>
     </w:p>
     <w:p>
@@ -1309,35 +1188,24 @@
         </w:rPr>
       </w:pPr>
       <w:r>
-        <w:t xml:space="preserve">Our baseline model is a ResNet-18 pretrained on ImageNet. We replace the final fully connected layer with a 200-way classifier to match Tiny ImageNet classes and fine-tune the model on the 5% subset using cross-entropy loss and </w:t>
+        <w:rPr>
+          <w:lang w:val="en-US"/>
+        </w:rPr>
+        <w:t xml:space="preserve">Our baseline model is a ResNet-18 pretrained on ImageNet. The final layer is replaced with a 200-class classifier and fine-tuned on the 5% subset using cross-entropy loss and </w:t>
       </w:r>
       <w:proofErr w:type="spellStart"/>
       <w:r>
+        <w:rPr>
+          <w:lang w:val="en-US"/>
+        </w:rPr>
         <w:t>AdamW</w:t>
       </w:r>
       <w:proofErr w:type="spellEnd"/>
       <w:r>
-        <w:t xml:space="preserve"> (learning rate 3×10⁻⁴, batch size 64) for 5 epochs. All experiments use mixed-precision training on a single RTX 4060 GPU</w:t>
-      </w:r>
-      <w:r>
-        <w:t xml:space="preserve"> (or T4 GPU on </w:t>
-      </w:r>
-      <w:proofErr w:type="spellStart"/>
-      <w:r>
-        <w:t>C</w:t>
-      </w:r>
-      <w:r>
-        <w:t>olab</w:t>
-      </w:r>
-      <w:proofErr w:type="spellEnd"/>
-      <w:r>
-        <w:t>)</w:t>
-      </w:r>
-      <w:r>
-        <w:rPr>
-          <w:lang w:val="en-IN"/>
-        </w:rPr>
-        <w:t>.</w:t>
+        <w:rPr>
+          <w:lang w:val="en-US"/>
+        </w:rPr>
+        <w:t xml:space="preserve"> (learning rate 3×10⁻⁴, batch size 64) for 5 epochs.</w:t>
       </w:r>
     </w:p>
     <w:p>
@@ -1354,10 +1222,10 @@
           <w:lang w:val="en-US"/>
         </w:rPr>
         <w:drawing>
-          <wp:inline distT="0" distB="0" distL="0" distR="0" wp14:anchorId="43CCF351" wp14:editId="25867AAF">
+          <wp:inline distT="0" distB="0" distL="0" distR="0" wp14:anchorId="0C6A697D" wp14:editId="6121074A">
             <wp:extent cx="3089910" cy="1029970"/>
             <wp:effectExtent l="0" t="0" r="0" b="0"/>
-            <wp:docPr id="1420169557" name="Picture 2"/>
+            <wp:docPr id="93783625" name="Picture 1"/>
             <wp:cNvGraphicFramePr>
               <a:graphicFrameLocks xmlns:a="http://purl.oclc.org/ooxml/drawingml/main" noChangeAspect="1"/>
             </wp:cNvGraphicFramePr>
@@ -1365,7 +1233,7 @@
               <a:graphicData uri="http://purl.oclc.org/ooxml/drawingml/picture">
                 <pic:pic xmlns:pic="http://purl.oclc.org/ooxml/drawingml/picture">
                   <pic:nvPicPr>
-                    <pic:cNvPr id="1420169557" name="Picture 1420169557"/>
+                    <pic:cNvPr id="93783625" name="Picture 93783625"/>
                     <pic:cNvPicPr/>
                   </pic:nvPicPr>
                   <pic:blipFill>
@@ -1421,10 +1289,10 @@
         <w:pStyle w:val="BodyText"/>
       </w:pPr>
       <w:r>
-        <w:t>The model achieves 37.15% Top-1 accuracy on the Tiny ImageNet validation set after 5 epochs, which satisfies the Stage 1 requirement of obtaining a non-trivial baseline. Sample predictions on held-out images confirm the pipeline runs end-to-end</w:t>
-      </w:r>
-      <w:r>
-        <w:t>.</w:t>
+        <w:rPr>
+          <w:lang w:val="en-US"/>
+        </w:rPr>
+        <w:t>The model achieves 35.50% Top-1 accuracy on the validation set, establishing a non-trivial baseline. Figure 2 shows training loss and validation accuracy.</w:t>
       </w:r>
     </w:p>
     <w:p>
@@ -1438,7 +1306,7 @@
         <w:rPr>
           <w:lang w:val="en-IN"/>
         </w:rPr>
-        <w:t>Beyond accuracy, we compute Expected Calibration Error (ECE) on the validation set and obtain ECE = 0.0398. ECE measures the calibration gap between predicted confidence and empirical accuracy. Figure 3 shows the reliability diagram, indicating the model is mildly over-confident in this low-data setting</w:t>
+        <w:t>We evaluate calibration using Expected Calibration Error (ECE = 0.0372), which measures confidence–accuracy mismatch. The reliability diagram (Figure 3) indicates mild overconfidence</w:t>
       </w:r>
       <w:r>
         <w:rPr>
@@ -1460,12 +1328,11 @@
           <w:noProof/>
           <w:lang w:val="en-US"/>
         </w:rPr>
-        <w:lastRenderedPageBreak/>
         <w:drawing>
-          <wp:inline distT="0" distB="0" distL="0" distR="0" wp14:anchorId="49135402" wp14:editId="5C1C6528">
+          <wp:inline distT="0" distB="0" distL="0" distR="0" wp14:anchorId="1AED169C" wp14:editId="233B7EC3">
             <wp:extent cx="3089910" cy="3089910"/>
             <wp:effectExtent l="0" t="0" r="0" b="0"/>
-            <wp:docPr id="622431360" name="Picture 3"/>
+            <wp:docPr id="1465067588" name="Picture 2"/>
             <wp:cNvGraphicFramePr>
               <a:graphicFrameLocks xmlns:a="http://purl.oclc.org/ooxml/drawingml/main" noChangeAspect="1"/>
             </wp:cNvGraphicFramePr>
@@ -1473,7 +1340,7 @@
               <a:graphicData uri="http://purl.oclc.org/ooxml/drawingml/picture">
                 <pic:pic xmlns:pic="http://purl.oclc.org/ooxml/drawingml/picture">
                   <pic:nvPicPr>
-                    <pic:cNvPr id="622431360" name="Picture 622431360"/>
+                    <pic:cNvPr id="1465067588" name="Picture 1465067588"/>
                     <pic:cNvPicPr/>
                   </pic:nvPicPr>
                   <pic:blipFill>
@@ -1509,7 +1376,13 @@
         <w:pStyle w:val="figurecaption"/>
       </w:pPr>
       <w:r>
-        <w:t>Reliability diagram (ECE = 0.0398) on the full validation set</w:t>
+        <w:t>Reliability diagram (ECE = 0.03</w:t>
+      </w:r>
+      <w:r>
+        <w:t>72</w:t>
+      </w:r>
+      <w:r>
+        <w:t>) on the full validation set</w:t>
       </w:r>
     </w:p>
     <w:p>
@@ -1517,7 +1390,13 @@
         <w:pStyle w:val="BodyText"/>
       </w:pPr>
       <w:r>
-        <w:t>We also perform a corruption benchmark with specified intensities: Gaussian noise (σ = 0.1), Gaussian blur (kernel size 5), and brightness shift (+0.2). These perturbations simulate common distribution shifts in real-world vision systems. Accuracy drops from 37.15% on clean data to 10.17%, 36.72%, and 31.15% under these perturbations, quantifying robustness. Per-class validation accuracy varies substantially across the 200 classes (mean 37.1%, range 0–92%, std 21.4%; Figure 4); this distribution provides the baseline for Stage 2 analysis of which classes benefit from synthetic augmentation.</w:t>
+        <w:rPr>
+          <w:lang w:val="en-US"/>
+        </w:rPr>
+        <w:t>Robustness is evaluated under controlled corruptions: Gaussian noise (σ = 0.1), Gaussian blur (kernel size 5), and brightness shift (+0.2). Accuracy drops from 35.5% to 10.0%, 36.3%, and 31.8%, respectively, reflecting sensitivity to noise and moderate robustness to blur and brightness shifts</w:t>
+      </w:r>
+      <w:r>
+        <w:t>.</w:t>
       </w:r>
     </w:p>
     <w:p>
@@ -1534,10 +1413,10 @@
           <w:lang w:val="en-US"/>
         </w:rPr>
         <w:drawing>
-          <wp:inline distT="0" distB="0" distL="0" distR="0" wp14:anchorId="4414222A" wp14:editId="260B8321">
+          <wp:inline distT="0" distB="0" distL="0" distR="0" wp14:anchorId="476B9112" wp14:editId="710B1F6A">
             <wp:extent cx="3089910" cy="1217930"/>
             <wp:effectExtent l="0" t="0" r="0" b="1270"/>
-            <wp:docPr id="1293267898" name="Picture 1"/>
+            <wp:docPr id="431322836" name="Picture 3"/>
             <wp:cNvGraphicFramePr>
               <a:graphicFrameLocks xmlns:a="http://purl.oclc.org/ooxml/drawingml/main" noChangeAspect="1"/>
             </wp:cNvGraphicFramePr>
@@ -1545,7 +1424,7 @@
               <a:graphicData uri="http://purl.oclc.org/ooxml/drawingml/picture">
                 <pic:pic xmlns:pic="http://purl.oclc.org/ooxml/drawingml/picture">
                   <pic:nvPicPr>
-                    <pic:cNvPr id="1293267898" name="Picture 1293267898"/>
+                    <pic:cNvPr id="431322836" name="Picture 431322836"/>
                     <pic:cNvPicPr/>
                   </pic:nvPicPr>
                   <pic:blipFill>
@@ -1598,9 +1477,57 @@
       </w:pPr>
       <w:r>
         <w:rPr>
+          <w:lang w:val="en-US"/>
+        </w:rPr>
+        <w:t xml:space="preserve">Per-class accuracy varies substantially (mean 35.5%, range 0–94%, std 21.1%), providing a baseline for </w:t>
+      </w:r>
+      <w:r>
+        <w:rPr>
+          <w:lang w:val="en-US"/>
+        </w:rPr>
+        <w:t>analyzing</w:t>
+      </w:r>
+      <w:r>
+        <w:rPr>
+          <w:lang w:val="en-US"/>
+        </w:rPr>
+        <w:t xml:space="preserve"> class-dependent effects of synthetic augmentation. Finally, penultimate-layer features are used for a linear probe, achieving 42.15% accuracy, and the </w:t>
+      </w:r>
+      <w:r>
+        <w:rPr>
+          <w:lang w:val="en-US"/>
+        </w:rPr>
+        <w:t xml:space="preserve">covariance eigenvalue spectra are </w:t>
+      </w:r>
+      <w:r>
+        <w:rPr>
+          <w:lang w:val="en-US"/>
+        </w:rPr>
+        <w:t>analyzed</w:t>
+      </w:r>
+      <w:r>
+        <w:rPr>
+          <w:lang w:val="en-US"/>
+        </w:rPr>
+        <w:t xml:space="preserve"> to </w:t>
+      </w:r>
+      <w:r>
+        <w:rPr>
+          <w:lang w:val="en-US"/>
+        </w:rPr>
+        <w:t>characterize</w:t>
+      </w:r>
+      <w:r>
+        <w:rPr>
+          <w:lang w:val="en-US"/>
+        </w:rPr>
+        <w:t xml:space="preserve"> feature space structure</w:t>
+      </w:r>
+      <w:r>
+        <w:rPr>
           <w:lang w:val="en-IN"/>
         </w:rPr>
-        <w:t>Finally, we extract penultimate-layer features, compute the covariance eigenvalue spectrum, and train a linear probe, obtaining 42.00% accuracy — providing an initial snapshot of representation geometry for later comparison against diffusion-augmented models.</w:t>
+        <w:t>.</w:t>
       </w:r>
     </w:p>
     <w:p>
@@ -1612,741 +1539,757 @@
       </w:pPr>
       <w:r>
         <w:rPr>
+          <w:lang w:val="en-US"/>
+        </w:rPr>
+        <w:t>In Stage 2, we will introduce diffusion-generated data and evaluate its effect across calibration, robustness, and representation structure, including CKA similarity and feature spectra, as well as class-dependent utility</w:t>
+      </w:r>
+      <w:r>
+        <w:rPr>
+          <w:lang w:val="en-US"/>
+        </w:rPr>
+        <w:t>.</w:t>
+      </w:r>
+    </w:p>
+    <w:p>
+      <w:pPr>
+        <w:pStyle w:val="Heading5"/>
+      </w:pPr>
+      <w:r>
+        <w:t>References</w:t>
+      </w:r>
+    </w:p>
+    <w:p>
+      <w:pPr>
+        <w:pStyle w:val="references"/>
+      </w:pPr>
+      <w:r>
+        <w:t>M</w:t>
+      </w:r>
+      <w:r>
+        <w:t>. Wortsman</w:t>
+      </w:r>
+      <w:r>
+        <w:t>,</w:t>
+      </w:r>
+      <w:r>
+        <w:t xml:space="preserve"> et al.</w:t>
+      </w:r>
+      <w:r>
+        <w:t>, “</w:t>
+      </w:r>
+      <w:r>
+        <w:t xml:space="preserve">Robust </w:t>
+      </w:r>
+      <w:r>
+        <w:t>f</w:t>
+      </w:r>
+      <w:r>
+        <w:t>ine-</w:t>
+      </w:r>
+      <w:r>
+        <w:t>t</w:t>
+      </w:r>
+      <w:r>
+        <w:t xml:space="preserve">uning of </w:t>
+      </w:r>
+      <w:r>
+        <w:t>z</w:t>
+      </w:r>
+      <w:r>
+        <w:t>ero-</w:t>
+      </w:r>
+      <w:r>
+        <w:t>s</w:t>
+      </w:r>
+      <w:r>
+        <w:t xml:space="preserve">hot </w:t>
+      </w:r>
+      <w:r>
+        <w:t>mo</w:t>
+      </w:r>
+      <w:r>
+        <w:t>dels</w:t>
+      </w:r>
+      <w:r>
+        <w:t>,” in</w:t>
+      </w:r>
+      <w:r>
+        <w:t xml:space="preserve"> IEEE/CVF Conference on Computer Vision and Pattern Recognition (CVPR), 2022</w:t>
+      </w:r>
+      <w:r>
+        <w:t>.</w:t>
+      </w:r>
+    </w:p>
+    <w:p>
+      <w:pPr>
+        <w:pStyle w:val="references"/>
+      </w:pPr>
+      <w:r>
+        <w:t>J. Ho</w:t>
+      </w:r>
+      <w:r>
+        <w:t>, A. N. Jain, and P. Abbeel</w:t>
+      </w:r>
+      <w:r>
+        <w:t>,</w:t>
+      </w:r>
+      <w:r>
+        <w:t xml:space="preserve"> </w:t>
+      </w:r>
+      <w:r>
+        <w:t>“</w:t>
+      </w:r>
+      <w:r>
+        <w:t xml:space="preserve">Denoising </w:t>
+      </w:r>
+      <w:r>
+        <w:t>d</w:t>
+      </w:r>
+      <w:r>
+        <w:t xml:space="preserve">iffusion </w:t>
+      </w:r>
+      <w:r>
+        <w:t>p</w:t>
+      </w:r>
+      <w:r>
+        <w:t xml:space="preserve">robabilistic </w:t>
+      </w:r>
+      <w:r>
+        <w:t>m</w:t>
+      </w:r>
+      <w:r>
+        <w:t>odels</w:t>
+      </w:r>
+      <w:r>
+        <w:t>,” in</w:t>
+      </w:r>
+      <w:r>
+        <w:t xml:space="preserve"> </w:t>
+      </w:r>
+      <w:r>
+        <w:t>NeurIPS</w:t>
+      </w:r>
+      <w:r>
+        <w:t>, 202</w:t>
+      </w:r>
+      <w:r>
+        <w:t>0</w:t>
+      </w:r>
+      <w:r>
+        <w:t>.</w:t>
+      </w:r>
+    </w:p>
+    <w:p>
+      <w:pPr>
+        <w:pStyle w:val="references"/>
+      </w:pPr>
+      <w:r>
+        <w:t>R. Rombach, et al., “</w:t>
+      </w:r>
+      <w:r>
+        <w:t>High-resolution image synthesis with latent diffusion models</w:t>
+      </w:r>
+      <w:r>
+        <w:t xml:space="preserve">,” in </w:t>
+      </w:r>
+      <w:r>
+        <w:t>IEEE/CVF Conference on Computer Vision and Pattern Recognition (CVPR)</w:t>
+      </w:r>
+      <w:r>
+        <w:t>, 202</w:t>
+      </w:r>
+      <w:r>
+        <w:t>2</w:t>
+      </w:r>
+      <w:r>
+        <w:t>.</w:t>
+      </w:r>
+    </w:p>
+    <w:p>
+      <w:pPr>
+        <w:pStyle w:val="references"/>
+      </w:pPr>
+      <w:r>
+        <w:t>S</w:t>
+      </w:r>
+      <w:r>
+        <w:t>. Azizi,</w:t>
+      </w:r>
+      <w:r>
+        <w:t xml:space="preserve"> et al., “</w:t>
+      </w:r>
+      <w:r>
+        <w:t xml:space="preserve">Synthetic </w:t>
+      </w:r>
+      <w:r>
+        <w:t>d</w:t>
+      </w:r>
+      <w:r>
+        <w:t xml:space="preserve">ata from </w:t>
+      </w:r>
+      <w:r>
+        <w:t>d</w:t>
+      </w:r>
+      <w:r>
+        <w:t xml:space="preserve">iffusion </w:t>
+      </w:r>
+      <w:r>
+        <w:t>m</w:t>
+      </w:r>
+      <w:r>
+        <w:t xml:space="preserve">odels </w:t>
+      </w:r>
+      <w:r>
+        <w:t>i</w:t>
+      </w:r>
+      <w:r>
+        <w:t xml:space="preserve">mproves </w:t>
+      </w:r>
+      <w:r>
+        <w:t>i</w:t>
+      </w:r>
+      <w:r>
+        <w:t>mage</w:t>
+      </w:r>
+      <w:r>
+        <w:t>n</w:t>
+      </w:r>
+      <w:r>
+        <w:t xml:space="preserve">et </w:t>
+      </w:r>
+      <w:r>
+        <w:t>c</w:t>
+      </w:r>
+      <w:r>
+        <w:t>lassification</w:t>
+      </w:r>
+      <w:r>
+        <w:t xml:space="preserve">,” in </w:t>
+      </w:r>
+      <w:r>
+        <w:t>Transactions on Machine Learning Research, 2023</w:t>
+      </w:r>
+      <w:r>
+        <w:t>.</w:t>
+      </w:r>
+    </w:p>
+    <w:p>
+      <w:pPr>
+        <w:pStyle w:val="references"/>
+      </w:pPr>
+      <w:r>
+        <w:lastRenderedPageBreak/>
+        <w:t xml:space="preserve">G. Koh, </w:t>
+      </w:r>
+      <w:r>
+        <w:t>et al.</w:t>
+      </w:r>
+      <w:r>
+        <w:t>, “</w:t>
+      </w:r>
+      <w:r>
+        <w:t xml:space="preserve">Synthetic </w:t>
+      </w:r>
+      <w:r>
+        <w:t>d</w:t>
+      </w:r>
+      <w:r>
+        <w:t xml:space="preserve">ata </w:t>
+      </w:r>
+      <w:r>
+        <w:t>a</w:t>
+      </w:r>
+      <w:r>
+        <w:t xml:space="preserve">ugmentation </w:t>
+      </w:r>
+      <w:r>
+        <w:t>u</w:t>
+      </w:r>
+      <w:r>
+        <w:t xml:space="preserve">sing </w:t>
+      </w:r>
+      <w:r>
+        <w:t>p</w:t>
+      </w:r>
+      <w:r>
+        <w:t xml:space="preserve">re-trained </w:t>
+      </w:r>
+      <w:r>
+        <w:t>d</w:t>
+      </w:r>
+      <w:r>
+        <w:t>iffusi</w:t>
+      </w:r>
+      <w:r>
+        <w:t>o</w:t>
+      </w:r>
+      <w:r>
+        <w:t xml:space="preserve">n </w:t>
+      </w:r>
+      <w:r>
+        <w:t>m</w:t>
+      </w:r>
+      <w:r>
+        <w:t xml:space="preserve">odels for </w:t>
+      </w:r>
+      <w:r>
+        <w:t>l</w:t>
+      </w:r>
+      <w:r>
+        <w:t>ong-</w:t>
+      </w:r>
+      <w:r>
+        <w:t>t</w:t>
+      </w:r>
+      <w:r>
+        <w:t xml:space="preserve">ailed </w:t>
+      </w:r>
+      <w:r>
+        <w:t>f</w:t>
+      </w:r>
+      <w:r>
+        <w:t xml:space="preserve">ood </w:t>
+      </w:r>
+      <w:r>
+        <w:t>i</w:t>
+      </w:r>
+      <w:r>
+        <w:t xml:space="preserve">mage </w:t>
+      </w:r>
+      <w:r>
+        <w:t>c</w:t>
+      </w:r>
+      <w:r>
+        <w:t>lassification</w:t>
+      </w:r>
+      <w:r>
+        <w:t>,” in</w:t>
+      </w:r>
+      <w:r>
+        <w:t xml:space="preserve"> IEEE/CVF Conference on Computer Vision and Pattern Recognition Workshops (CVPRW), 2025</w:t>
+      </w:r>
+      <w:r>
+        <w:t>.</w:t>
+      </w:r>
+    </w:p>
+    <w:p>
+      <w:pPr>
+        <w:pStyle w:val="references"/>
+      </w:pPr>
+      <w:r>
+        <w:t>B. Trabucco, et al.</w:t>
+      </w:r>
+      <w:r>
+        <w:t>, “</w:t>
+      </w:r>
+      <w:r>
+        <w:t xml:space="preserve">Effective </w:t>
+      </w:r>
+      <w:r>
+        <w:t>d</w:t>
+      </w:r>
+      <w:r>
+        <w:t xml:space="preserve">ata </w:t>
+      </w:r>
+      <w:r>
+        <w:t>a</w:t>
+      </w:r>
+      <w:r>
+        <w:t xml:space="preserve">ugmentation </w:t>
+      </w:r>
+      <w:r>
+        <w:t>w</w:t>
+      </w:r>
+      <w:r>
+        <w:t xml:space="preserve">ith </w:t>
+      </w:r>
+      <w:r>
+        <w:t>d</w:t>
+      </w:r>
+      <w:r>
+        <w:t xml:space="preserve">iffusion </w:t>
+      </w:r>
+      <w:r>
+        <w:t>m</w:t>
+      </w:r>
+      <w:r>
+        <w:t>odels</w:t>
+      </w:r>
+      <w:r>
+        <w:t>,</w:t>
+      </w:r>
+      <w:r>
+        <w:t>”</w:t>
+      </w:r>
+      <w:r>
+        <w:t xml:space="preserve"> </w:t>
+      </w:r>
+      <w:r>
+        <w:t>arXiv</w:t>
+      </w:r>
+      <w:r>
+        <w:t xml:space="preserve"> preprint,</w:t>
+      </w:r>
+      <w:r>
+        <w:t xml:space="preserve"> 2023.</w:t>
+      </w:r>
+    </w:p>
+    <w:p>
+      <w:pPr>
+        <w:pStyle w:val="references"/>
+      </w:pPr>
+      <w:r>
+        <w:t xml:space="preserve">R. A. Bafghi, </w:t>
+      </w:r>
+      <w:r>
+        <w:t>et al.</w:t>
+      </w:r>
+      <w:r>
+        <w:t>, “</w:t>
+      </w:r>
+      <w:r>
+        <w:t>Mix</w:t>
+      </w:r>
+      <w:r>
+        <w:t>d</w:t>
+      </w:r>
+      <w:r>
+        <w:t>iff:</w:t>
+      </w:r>
+      <w:r>
+        <w:t xml:space="preserve"> m</w:t>
+      </w:r>
+      <w:r>
+        <w:t xml:space="preserve">ixing </w:t>
+      </w:r>
+      <w:r>
+        <w:t>n</w:t>
+      </w:r>
+      <w:r>
+        <w:t xml:space="preserve">atural and </w:t>
+      </w:r>
+      <w:r>
+        <w:t>s</w:t>
+      </w:r>
+      <w:r>
+        <w:t xml:space="preserve">ynthetic </w:t>
+      </w:r>
+      <w:r>
+        <w:t>i</w:t>
+      </w:r>
+      <w:r>
+        <w:t xml:space="preserve">mages for </w:t>
+      </w:r>
+      <w:r>
+        <w:t>r</w:t>
+      </w:r>
+      <w:r>
+        <w:t xml:space="preserve">obust </w:t>
+      </w:r>
+      <w:r>
+        <w:t>s</w:t>
+      </w:r>
+      <w:r>
+        <w:t>elf-</w:t>
+      </w:r>
+      <w:r>
+        <w:t>s</w:t>
+      </w:r>
+      <w:r>
+        <w:t xml:space="preserve">upervised </w:t>
+      </w:r>
+      <w:r>
+        <w:t>r</w:t>
+      </w:r>
+      <w:r>
+        <w:t>epresentations</w:t>
+      </w:r>
+      <w:r>
+        <w:t>,”</w:t>
+      </w:r>
+      <w:r>
+        <w:t xml:space="preserve"> in </w:t>
+      </w:r>
+      <w:r>
+        <w:t>IEEE</w:t>
+      </w:r>
+      <w:r>
+        <w:t xml:space="preserve"> Workshop/Winter</w:t>
+      </w:r>
+      <w:r>
+        <w:t xml:space="preserve"> Conference on Applications of Computer Vision (WACV), 202</w:t>
+      </w:r>
+      <w:r>
+        <w:t>4</w:t>
+      </w:r>
+      <w:r>
+        <w:t>.</w:t>
+      </w:r>
+    </w:p>
+    <w:p>
+      <w:pPr>
+        <w:pStyle w:val="references"/>
+      </w:pPr>
+      <w:r>
+        <w:t>S</w:t>
+      </w:r>
+      <w:r>
+        <w:t>-</w:t>
+      </w:r>
+      <w:r>
+        <w:t>A Rebuffi</w:t>
+      </w:r>
+      <w:r>
+        <w:t>, et al.</w:t>
+      </w:r>
+      <w:r>
+        <w:t>, “</w:t>
+      </w:r>
+      <w:r>
+        <w:t xml:space="preserve">Data </w:t>
+      </w:r>
+      <w:r>
+        <w:t>a</w:t>
+      </w:r>
+      <w:r>
+        <w:t xml:space="preserve">ugmentation </w:t>
+      </w:r>
+      <w:r>
+        <w:t>c</w:t>
+      </w:r>
+      <w:r>
+        <w:t xml:space="preserve">an </w:t>
+      </w:r>
+      <w:r>
+        <w:t>i</w:t>
+      </w:r>
+      <w:r>
+        <w:t xml:space="preserve">mprove </w:t>
+      </w:r>
+      <w:r>
+        <w:t>r</w:t>
+      </w:r>
+      <w:r>
+        <w:t>obustness</w:t>
+      </w:r>
+      <w:r>
+        <w:t>,”</w:t>
+      </w:r>
+      <w:r>
+        <w:t xml:space="preserve"> in </w:t>
+      </w:r>
+      <w:r>
+        <w:t>NeurIPS</w:t>
+      </w:r>
+      <w:r>
+        <w:t>, 202</w:t>
+      </w:r>
+      <w:r>
+        <w:t>1</w:t>
+      </w:r>
+      <w:r>
+        <w:t>.</w:t>
+      </w:r>
+    </w:p>
+    <w:p>
+      <w:pPr>
+        <w:pStyle w:val="references"/>
+      </w:pPr>
+      <w:r>
+        <w:t>T. Cui</w:t>
+      </w:r>
+      <w:r>
+        <w:t xml:space="preserve">, </w:t>
+      </w:r>
+      <w:r>
+        <w:t>et al.</w:t>
+      </w:r>
+      <w:r>
+        <w:t>, “</w:t>
+      </w:r>
+      <w:r>
+        <w:t xml:space="preserve">Deconfounded </w:t>
+      </w:r>
+      <w:r>
+        <w:t>r</w:t>
+      </w:r>
+      <w:r>
+        <w:t xml:space="preserve">epresentation </w:t>
+      </w:r>
+      <w:r>
+        <w:t>s</w:t>
+      </w:r>
+      <w:r>
+        <w:t xml:space="preserve">imilarity for </w:t>
+      </w:r>
+      <w:r>
+        <w:t>c</w:t>
+      </w:r>
+      <w:r>
+        <w:t xml:space="preserve">omparison of </w:t>
+      </w:r>
+      <w:r>
+        <w:t>n</w:t>
+      </w:r>
+      <w:r>
+        <w:t xml:space="preserve">eural </w:t>
+      </w:r>
+      <w:r>
+        <w:t>n</w:t>
+      </w:r>
+      <w:r>
+        <w:t>etworks</w:t>
+      </w:r>
+      <w:r>
+        <w:t>,”</w:t>
+      </w:r>
+      <w:r>
+        <w:t xml:space="preserve"> in </w:t>
+      </w:r>
+      <w:r>
+        <w:t>NeurIPS</w:t>
+      </w:r>
+      <w:r>
+        <w:t>, 20</w:t>
+      </w:r>
+      <w:r>
+        <w:t>22</w:t>
+      </w:r>
+      <w:r>
+        <w:t>.</w:t>
+      </w:r>
+    </w:p>
+    <w:p>
+      <w:pPr>
+        <w:pStyle w:val="references"/>
+      </w:pPr>
+      <w:r>
+        <w:t xml:space="preserve">J. Deng, et al., </w:t>
+      </w:r>
+      <w:r>
+        <w:t>“</w:t>
+      </w:r>
+      <w:r>
+        <w:t>Image</w:t>
+      </w:r>
+      <w:r>
+        <w:t>n</w:t>
+      </w:r>
+      <w:r>
+        <w:t xml:space="preserve">et: </w:t>
+      </w:r>
+      <w:r>
+        <w:t>a</w:t>
+      </w:r>
+      <w:r>
+        <w:t xml:space="preserve"> </w:t>
+      </w:r>
+      <w:r>
+        <w:t>l</w:t>
+      </w:r>
+      <w:r>
+        <w:t>arge-scale hierarchical image database</w:t>
+      </w:r>
+      <w:r>
+        <w:t>,”</w:t>
+      </w:r>
+      <w:r>
+        <w:t xml:space="preserve"> in</w:t>
+      </w:r>
+      <w:r>
+        <w:t xml:space="preserve"> </w:t>
+      </w:r>
+      <w:r>
+        <w:t>IEEE/CVF Conference on Computer Vision and Pattern Recognition (CVPR)</w:t>
+      </w:r>
+      <w:r>
+        <w:t>, 20</w:t>
+      </w:r>
+      <w:r>
+        <w:t>09.</w:t>
+      </w:r>
+    </w:p>
+    <w:p>
+      <w:pPr>
+        <w:pStyle w:val="references"/>
+        <w:rPr>
           <w:lang w:val="en-IN"/>
         </w:rPr>
-        <w:t>In Stage 2, we will introduce class-conditional synthetic images from Stable Diffusion and evaluate the augmented pipeline across calibration, robustness, and representation geometry using CKA similarity and feature covariance spectra. We will examine whether synthetic utility varies across semantic categories, and whether class-level properties from this baseline can predict which classes benefit. Experiments will be replicated on a second lightweight architecture to test generalisability.</w:t>
-      </w:r>
-    </w:p>
-    <w:p>
-      <w:pPr>
-        <w:pStyle w:val="Heading5"/>
-      </w:pPr>
-      <w:r>
-        <w:t>References</w:t>
-      </w:r>
-    </w:p>
-    <w:p>
-      <w:pPr>
-        <w:pStyle w:val="references"/>
-      </w:pPr>
-      <w:r>
-        <w:t>M</w:t>
-      </w:r>
-      <w:r>
-        <w:t>. Wortsman</w:t>
+      </w:pPr>
+      <w:r>
+        <w:t xml:space="preserve">C. Guo, et al., </w:t>
+      </w:r>
+      <w:r>
+        <w:t>“</w:t>
+      </w:r>
+      <w:r>
+        <w:rPr>
+          <w:lang w:val="en-IN"/>
+        </w:rPr>
+        <w:t xml:space="preserve">On </w:t>
+      </w:r>
+      <w:r>
+        <w:rPr>
+          <w:lang w:val="en-IN"/>
+        </w:rPr>
+        <w:t>c</w:t>
+      </w:r>
+      <w:r>
+        <w:rPr>
+          <w:lang w:val="en-IN"/>
+        </w:rPr>
+        <w:t xml:space="preserve">alibration of </w:t>
+      </w:r>
+      <w:r>
+        <w:rPr>
+          <w:lang w:val="en-IN"/>
+        </w:rPr>
+        <w:t>m</w:t>
+      </w:r>
+      <w:r>
+        <w:rPr>
+          <w:lang w:val="en-IN"/>
+        </w:rPr>
+        <w:t xml:space="preserve">odern </w:t>
+      </w:r>
+      <w:r>
+        <w:rPr>
+          <w:lang w:val="en-IN"/>
+        </w:rPr>
+        <w:t>n</w:t>
+      </w:r>
+      <w:r>
+        <w:rPr>
+          <w:lang w:val="en-IN"/>
+        </w:rPr>
+        <w:t xml:space="preserve">eural </w:t>
+      </w:r>
+      <w:r>
+        <w:rPr>
+          <w:lang w:val="en-IN"/>
+        </w:rPr>
+        <w:t>n</w:t>
+      </w:r>
+      <w:r>
+        <w:rPr>
+          <w:lang w:val="en-IN"/>
+        </w:rPr>
+        <w:t>etworks</w:t>
+      </w:r>
+      <w:r>
+        <w:t>,”</w:t>
+      </w:r>
+      <w:r>
+        <w:t xml:space="preserve"> in </w:t>
+      </w:r>
+      <w:r>
+        <w:t>International Conference of Machine Learning</w:t>
+      </w:r>
+      <w:r>
+        <w:t xml:space="preserve"> (ICML)</w:t>
       </w:r>
       <w:r>
         <w:t>,</w:t>
-      </w:r>
-      <w:r>
-        <w:t xml:space="preserve"> et al.</w:t>
-      </w:r>
-      <w:r>
-        <w:t>, “</w:t>
-      </w:r>
-      <w:r>
-        <w:t xml:space="preserve">Robust </w:t>
-      </w:r>
-      <w:r>
-        <w:t>f</w:t>
-      </w:r>
-      <w:r>
-        <w:t>ine-</w:t>
-      </w:r>
-      <w:r>
-        <w:t>t</w:t>
-      </w:r>
-      <w:r>
-        <w:t xml:space="preserve">uning of </w:t>
-      </w:r>
-      <w:r>
-        <w:t>z</w:t>
-      </w:r>
-      <w:r>
-        <w:t>ero-</w:t>
-      </w:r>
-      <w:r>
-        <w:t>s</w:t>
-      </w:r>
-      <w:r>
-        <w:t xml:space="preserve">hot </w:t>
-      </w:r>
-      <w:r>
-        <w:t>mo</w:t>
-      </w:r>
-      <w:r>
-        <w:t>dels</w:t>
-      </w:r>
-      <w:r>
-        <w:t>,” in</w:t>
-      </w:r>
-      <w:r>
-        <w:t xml:space="preserve"> IEEE/CVF Conference on Computer Vision and Pattern Recognition (CVPR), 2022</w:t>
-      </w:r>
-      <w:r>
-        <w:t>.</w:t>
-      </w:r>
-    </w:p>
-    <w:p>
-      <w:pPr>
-        <w:pStyle w:val="references"/>
-      </w:pPr>
-      <w:r>
-        <w:t>J. Ho</w:t>
-      </w:r>
-      <w:r>
-        <w:t>, A. N. Jain, and P. Abbeel</w:t>
-      </w:r>
-      <w:r>
-        <w:t>,</w:t>
-      </w:r>
-      <w:r>
-        <w:t xml:space="preserve"> </w:t>
-      </w:r>
-      <w:r>
-        <w:t>“</w:t>
-      </w:r>
-      <w:r>
-        <w:t xml:space="preserve">Denoising </w:t>
-      </w:r>
-      <w:r>
-        <w:t>d</w:t>
-      </w:r>
-      <w:r>
-        <w:t xml:space="preserve">iffusion </w:t>
-      </w:r>
-      <w:r>
-        <w:t>p</w:t>
-      </w:r>
-      <w:r>
-        <w:t xml:space="preserve">robabilistic </w:t>
-      </w:r>
-      <w:r>
-        <w:t>m</w:t>
-      </w:r>
-      <w:r>
-        <w:t>odels</w:t>
-      </w:r>
-      <w:r>
-        <w:t>,” in</w:t>
-      </w:r>
-      <w:r>
-        <w:t xml:space="preserve"> </w:t>
-      </w:r>
-      <w:r>
-        <w:t>NeurIPS</w:t>
-      </w:r>
-      <w:r>
-        <w:t>, 202</w:t>
-      </w:r>
-      <w:r>
-        <w:t>0</w:t>
-      </w:r>
-      <w:r>
-        <w:t>.</w:t>
-      </w:r>
-    </w:p>
-    <w:p>
-      <w:pPr>
-        <w:pStyle w:val="references"/>
-      </w:pPr>
-      <w:r>
-        <w:t>R. Rombach, et al., “</w:t>
-      </w:r>
-      <w:r>
-        <w:t>High-resolution image synthesis with latent diffusion models</w:t>
-      </w:r>
-      <w:r>
-        <w:t xml:space="preserve">,” in </w:t>
-      </w:r>
-      <w:r>
-        <w:t>IEEE/CVF Conference on Computer Vision and Pattern Recognition (CVPR)</w:t>
-      </w:r>
-      <w:r>
-        <w:t>, 202</w:t>
-      </w:r>
-      <w:r>
-        <w:t>2</w:t>
-      </w:r>
-      <w:r>
-        <w:t>.</w:t>
-      </w:r>
-    </w:p>
-    <w:p>
-      <w:pPr>
-        <w:pStyle w:val="references"/>
-      </w:pPr>
-      <w:r>
-        <w:t>S</w:t>
-      </w:r>
-      <w:r>
-        <w:t>. Azizi,</w:t>
-      </w:r>
-      <w:r>
-        <w:t xml:space="preserve"> et al., “</w:t>
-      </w:r>
-      <w:r>
-        <w:t xml:space="preserve">Synthetic </w:t>
-      </w:r>
-      <w:r>
-        <w:t>d</w:t>
-      </w:r>
-      <w:r>
-        <w:t xml:space="preserve">ata from </w:t>
-      </w:r>
-      <w:r>
-        <w:t>d</w:t>
-      </w:r>
-      <w:r>
-        <w:t xml:space="preserve">iffusion </w:t>
-      </w:r>
-      <w:r>
-        <w:t>m</w:t>
-      </w:r>
-      <w:r>
-        <w:t xml:space="preserve">odels </w:t>
-      </w:r>
-      <w:r>
-        <w:t>i</w:t>
-      </w:r>
-      <w:r>
-        <w:t xml:space="preserve">mproves </w:t>
-      </w:r>
-      <w:r>
-        <w:t>i</w:t>
-      </w:r>
-      <w:r>
-        <w:t>mage</w:t>
-      </w:r>
-      <w:r>
-        <w:t>n</w:t>
-      </w:r>
-      <w:r>
-        <w:t xml:space="preserve">et </w:t>
-      </w:r>
-      <w:r>
-        <w:t>c</w:t>
-      </w:r>
-      <w:r>
-        <w:t>lassification</w:t>
-      </w:r>
-      <w:r>
-        <w:t xml:space="preserve">,” in </w:t>
-      </w:r>
-      <w:r>
-        <w:t>Transactions on Machine Learning Research, 2023</w:t>
-      </w:r>
-      <w:r>
-        <w:t>.</w:t>
-      </w:r>
-    </w:p>
-    <w:p>
-      <w:pPr>
-        <w:pStyle w:val="references"/>
-      </w:pPr>
-      <w:r>
-        <w:t xml:space="preserve">G. Koh, </w:t>
-      </w:r>
-      <w:r>
-        <w:t>et al.</w:t>
-      </w:r>
-      <w:r>
-        <w:t>, “</w:t>
-      </w:r>
-      <w:r>
-        <w:t xml:space="preserve">Synthetic </w:t>
-      </w:r>
-      <w:r>
-        <w:t>d</w:t>
-      </w:r>
-      <w:r>
-        <w:t xml:space="preserve">ata </w:t>
-      </w:r>
-      <w:r>
-        <w:t>a</w:t>
-      </w:r>
-      <w:r>
-        <w:t xml:space="preserve">ugmentation </w:t>
-      </w:r>
-      <w:r>
-        <w:t>u</w:t>
-      </w:r>
-      <w:r>
-        <w:t xml:space="preserve">sing </w:t>
-      </w:r>
-      <w:r>
-        <w:t>p</w:t>
-      </w:r>
-      <w:r>
-        <w:t xml:space="preserve">re-trained </w:t>
-      </w:r>
-      <w:r>
-        <w:t>d</w:t>
-      </w:r>
-      <w:r>
-        <w:t>iffusi</w:t>
-      </w:r>
-      <w:r>
-        <w:t>o</w:t>
-      </w:r>
-      <w:r>
-        <w:t xml:space="preserve">n </w:t>
-      </w:r>
-      <w:r>
-        <w:t>m</w:t>
-      </w:r>
-      <w:r>
-        <w:t xml:space="preserve">odels for </w:t>
-      </w:r>
-      <w:r>
-        <w:t>l</w:t>
-      </w:r>
-      <w:r>
-        <w:t>ong-</w:t>
-      </w:r>
-      <w:r>
-        <w:t>t</w:t>
-      </w:r>
-      <w:r>
-        <w:t xml:space="preserve">ailed </w:t>
-      </w:r>
-      <w:r>
-        <w:t>f</w:t>
-      </w:r>
-      <w:r>
-        <w:t xml:space="preserve">ood </w:t>
-      </w:r>
-      <w:r>
-        <w:t>i</w:t>
-      </w:r>
-      <w:r>
-        <w:t xml:space="preserve">mage </w:t>
-      </w:r>
-      <w:r>
-        <w:t>c</w:t>
-      </w:r>
-      <w:r>
-        <w:t>lassification</w:t>
-      </w:r>
-      <w:r>
-        <w:t>,” in</w:t>
-      </w:r>
-      <w:r>
-        <w:t xml:space="preserve"> IEEE/CVF Conference on Computer Vision and Pattern Recognition Workshops (CVPRW), 2025</w:t>
-      </w:r>
-      <w:r>
-        <w:t>.</w:t>
-      </w:r>
-    </w:p>
-    <w:p>
-      <w:pPr>
-        <w:pStyle w:val="references"/>
-      </w:pPr>
-      <w:r>
-        <w:t>B. Trabucco, et al.</w:t>
-      </w:r>
-      <w:r>
-        <w:t>, “</w:t>
-      </w:r>
-      <w:r>
-        <w:t xml:space="preserve">Effective </w:t>
-      </w:r>
-      <w:r>
-        <w:t>d</w:t>
-      </w:r>
-      <w:r>
-        <w:t xml:space="preserve">ata </w:t>
-      </w:r>
-      <w:r>
-        <w:t>a</w:t>
-      </w:r>
-      <w:r>
-        <w:t xml:space="preserve">ugmentation </w:t>
-      </w:r>
-      <w:r>
-        <w:t>w</w:t>
-      </w:r>
-      <w:r>
-        <w:t xml:space="preserve">ith </w:t>
-      </w:r>
-      <w:r>
-        <w:t>d</w:t>
-      </w:r>
-      <w:r>
-        <w:t xml:space="preserve">iffusion </w:t>
-      </w:r>
-      <w:r>
-        <w:t>m</w:t>
-      </w:r>
-      <w:r>
-        <w:t>odels</w:t>
-      </w:r>
-      <w:r>
-        <w:t>,</w:t>
-      </w:r>
-      <w:r>
-        <w:t xml:space="preserve">” </w:t>
-      </w:r>
-      <w:r>
-        <w:t xml:space="preserve">unpublished, </w:t>
-      </w:r>
-      <w:r>
-        <w:t>arXiv</w:t>
-      </w:r>
-      <w:r>
-        <w:t>, 2023.</w:t>
-      </w:r>
-    </w:p>
-    <w:p>
-      <w:pPr>
-        <w:pStyle w:val="references"/>
-      </w:pPr>
-      <w:r>
-        <w:t xml:space="preserve">R. A. Bafghi, </w:t>
-      </w:r>
-      <w:r>
-        <w:t>et al.</w:t>
-      </w:r>
-      <w:r>
-        <w:t>, “</w:t>
-      </w:r>
-      <w:r>
-        <w:t>Mix</w:t>
-      </w:r>
-      <w:r>
-        <w:t>d</w:t>
-      </w:r>
-      <w:r>
-        <w:t>iff:</w:t>
-      </w:r>
-      <w:r>
-        <w:t xml:space="preserve"> m</w:t>
-      </w:r>
-      <w:r>
-        <w:t xml:space="preserve">ixing </w:t>
-      </w:r>
-      <w:r>
-        <w:t>n</w:t>
-      </w:r>
-      <w:r>
-        <w:t xml:space="preserve">atural and </w:t>
-      </w:r>
-      <w:r>
-        <w:t>s</w:t>
-      </w:r>
-      <w:r>
-        <w:t xml:space="preserve">ynthetic </w:t>
-      </w:r>
-      <w:r>
-        <w:t>i</w:t>
-      </w:r>
-      <w:r>
-        <w:t xml:space="preserve">mages for </w:t>
-      </w:r>
-      <w:r>
-        <w:t>r</w:t>
-      </w:r>
-      <w:r>
-        <w:t xml:space="preserve">obust </w:t>
-      </w:r>
-      <w:r>
-        <w:t>s</w:t>
-      </w:r>
-      <w:r>
-        <w:t>elf-</w:t>
-      </w:r>
-      <w:r>
-        <w:t>s</w:t>
-      </w:r>
-      <w:r>
-        <w:t xml:space="preserve">upervised </w:t>
-      </w:r>
-      <w:r>
-        <w:t>r</w:t>
-      </w:r>
-      <w:r>
-        <w:t>epresentations</w:t>
-      </w:r>
-      <w:r>
-        <w:t>,”</w:t>
-      </w:r>
-      <w:r>
-        <w:t xml:space="preserve"> in </w:t>
-      </w:r>
-      <w:r>
-        <w:t>IEEE</w:t>
-      </w:r>
-      <w:r>
-        <w:t xml:space="preserve"> Workshop/Winter</w:t>
-      </w:r>
-      <w:r>
-        <w:t xml:space="preserve"> Conference on Applications of Computer Vision (WACV), 202</w:t>
-      </w:r>
-      <w:r>
-        <w:t>4</w:t>
-      </w:r>
-      <w:r>
-        <w:t>.</w:t>
-      </w:r>
-    </w:p>
-    <w:p>
-      <w:pPr>
-        <w:pStyle w:val="references"/>
-      </w:pPr>
-      <w:r>
-        <w:t>S</w:t>
-      </w:r>
-      <w:r>
-        <w:t>-</w:t>
-      </w:r>
-      <w:r>
-        <w:t>A Rebuffi</w:t>
-      </w:r>
-      <w:r>
-        <w:t>, et al.</w:t>
-      </w:r>
-      <w:r>
-        <w:t>, “</w:t>
-      </w:r>
-      <w:r>
-        <w:t xml:space="preserve">Data </w:t>
-      </w:r>
-      <w:r>
-        <w:t>a</w:t>
-      </w:r>
-      <w:r>
-        <w:t xml:space="preserve">ugmentation </w:t>
-      </w:r>
-      <w:r>
-        <w:t>c</w:t>
-      </w:r>
-      <w:r>
-        <w:t xml:space="preserve">an </w:t>
-      </w:r>
-      <w:r>
-        <w:t>i</w:t>
-      </w:r>
-      <w:r>
-        <w:t xml:space="preserve">mprove </w:t>
-      </w:r>
-      <w:r>
-        <w:t>r</w:t>
-      </w:r>
-      <w:r>
-        <w:t>obustness</w:t>
-      </w:r>
-      <w:r>
-        <w:t>,”</w:t>
-      </w:r>
-      <w:r>
-        <w:t xml:space="preserve"> in </w:t>
-      </w:r>
-      <w:r>
-        <w:t>NeurIPS</w:t>
-      </w:r>
-      <w:r>
-        <w:t>, 202</w:t>
-      </w:r>
-      <w:r>
-        <w:t>1</w:t>
-      </w:r>
-      <w:r>
-        <w:t>.</w:t>
-      </w:r>
-    </w:p>
-    <w:p>
-      <w:pPr>
-        <w:pStyle w:val="references"/>
-      </w:pPr>
-      <w:r>
-        <w:t>T. Cui</w:t>
-      </w:r>
-      <w:r>
-        <w:t xml:space="preserve">, </w:t>
-      </w:r>
-      <w:r>
-        <w:t>et al.</w:t>
-      </w:r>
-      <w:r>
-        <w:t>, “</w:t>
-      </w:r>
-      <w:r>
-        <w:t xml:space="preserve">Deconfounded </w:t>
-      </w:r>
-      <w:r>
-        <w:t>r</w:t>
-      </w:r>
-      <w:r>
-        <w:t xml:space="preserve">epresentation </w:t>
-      </w:r>
-      <w:r>
-        <w:t>s</w:t>
-      </w:r>
-      <w:r>
-        <w:t xml:space="preserve">imilarity for </w:t>
-      </w:r>
-      <w:r>
-        <w:t>c</w:t>
-      </w:r>
-      <w:r>
-        <w:t xml:space="preserve">omparison of </w:t>
-      </w:r>
-      <w:r>
-        <w:t>n</w:t>
-      </w:r>
-      <w:r>
-        <w:t xml:space="preserve">eural </w:t>
-      </w:r>
-      <w:r>
-        <w:t>n</w:t>
-      </w:r>
-      <w:r>
-        <w:t>etworks</w:t>
-      </w:r>
-      <w:r>
-        <w:t>,”</w:t>
-      </w:r>
-      <w:r>
-        <w:t xml:space="preserve"> in </w:t>
-      </w:r>
-      <w:r>
-        <w:t>NeurIPS</w:t>
-      </w:r>
-      <w:r>
-        <w:t>, 20</w:t>
-      </w:r>
-      <w:r>
-        <w:t>22</w:t>
-      </w:r>
-      <w:r>
-        <w:t>.</w:t>
-      </w:r>
-    </w:p>
-    <w:p>
-      <w:pPr>
-        <w:pStyle w:val="references"/>
-      </w:pPr>
-      <w:r>
-        <w:t xml:space="preserve">J. Deng, et al., </w:t>
-      </w:r>
-      <w:r>
-        <w:t>“</w:t>
-      </w:r>
-      <w:r>
-        <w:t>Image</w:t>
-      </w:r>
-      <w:r>
-        <w:t>n</w:t>
-      </w:r>
-      <w:r>
-        <w:t xml:space="preserve">et: </w:t>
-      </w:r>
-      <w:r>
-        <w:t>a</w:t>
-      </w:r>
-      <w:r>
-        <w:t xml:space="preserve"> </w:t>
-      </w:r>
-      <w:r>
-        <w:t>l</w:t>
-      </w:r>
-      <w:r>
-        <w:t>arge-scale hierarchical image database</w:t>
-      </w:r>
-      <w:r>
-        <w:t>,”</w:t>
-      </w:r>
-      <w:r>
-        <w:t xml:space="preserve"> in</w:t>
-      </w:r>
-      <w:r>
-        <w:t xml:space="preserve"> </w:t>
-      </w:r>
-      <w:r>
-        <w:t>IEEE/CVF Conference on Computer Vision and Pattern Recognition (CVPR)</w:t>
-      </w:r>
-      <w:r>
-        <w:t>, 20</w:t>
-      </w:r>
-      <w:r>
-        <w:t>09.</w:t>
-      </w:r>
-    </w:p>
-    <w:p>
-      <w:pPr>
-        <w:pStyle w:val="references"/>
-        <w:rPr>
-          <w:lang w:val="en-IN"/>
-        </w:rPr>
-      </w:pPr>
-      <w:r>
-        <w:t xml:space="preserve">C. Guo, et al., </w:t>
-      </w:r>
-      <w:r>
-        <w:t>“</w:t>
-      </w:r>
-      <w:r>
-        <w:rPr>
-          <w:lang w:val="en-IN"/>
-        </w:rPr>
-        <w:t xml:space="preserve">On </w:t>
-      </w:r>
-      <w:r>
-        <w:rPr>
-          <w:lang w:val="en-IN"/>
-        </w:rPr>
-        <w:t>c</w:t>
-      </w:r>
-      <w:r>
-        <w:rPr>
-          <w:lang w:val="en-IN"/>
-        </w:rPr>
-        <w:t xml:space="preserve">alibration of </w:t>
-      </w:r>
-      <w:r>
-        <w:rPr>
-          <w:lang w:val="en-IN"/>
-        </w:rPr>
-        <w:t>m</w:t>
-      </w:r>
-      <w:r>
-        <w:rPr>
-          <w:lang w:val="en-IN"/>
-        </w:rPr>
-        <w:t xml:space="preserve">odern </w:t>
-      </w:r>
-      <w:r>
-        <w:rPr>
-          <w:lang w:val="en-IN"/>
-        </w:rPr>
-        <w:t>n</w:t>
-      </w:r>
-      <w:r>
-        <w:rPr>
-          <w:lang w:val="en-IN"/>
-        </w:rPr>
-        <w:t xml:space="preserve">eural </w:t>
-      </w:r>
-      <w:r>
-        <w:rPr>
-          <w:lang w:val="en-IN"/>
-        </w:rPr>
-        <w:t>n</w:t>
-      </w:r>
-      <w:r>
-        <w:rPr>
-          <w:lang w:val="en-IN"/>
-        </w:rPr>
-        <w:t>etworks</w:t>
-      </w:r>
-      <w:r>
-        <w:t>,”</w:t>
-      </w:r>
-      <w:r>
-        <w:t xml:space="preserve"> in </w:t>
-      </w:r>
-      <w:r>
-        <w:t>International Conference of Machine Learning,</w:t>
       </w:r>
       <w:r>
         <w:t xml:space="preserve"> 20</w:t>
@@ -5038,7 +4981,6 @@
   <w:style w:type="character" w:default="1" w:styleId="DefaultParagraphFont">
     <w:name w:val="Default Paragraph Font"/>
     <w:uiPriority w:val="1"/>
-    <w:semiHidden/>
     <w:unhideWhenUsed/>
   </w:style>
   <w:style w:type="table" w:default="1" w:styleId="TableNormal">

--- a/Report Stage 1.docx
+++ b/Report Stage 1.docx
@@ -761,19 +761,7 @@
         <w:rPr>
           <w:lang w:val="en-US"/>
         </w:rPr>
-        <w:t xml:space="preserve">Stage 1 focuses on building a reliable data pipeline, training a pretrained ResNet-18, and establishing baseline metrics across accuracy, calibration, robustness, and representation geometry. We </w:t>
-      </w:r>
-      <w:r>
-        <w:rPr>
-          <w:lang w:val="en-US"/>
-        </w:rPr>
-        <w:t>hypothesize</w:t>
-      </w:r>
-      <w:r>
-        <w:rPr>
-          <w:lang w:val="en-US"/>
-        </w:rPr>
-        <w:t xml:space="preserve"> that diffusion-generated images improve classification performance only when they introduce new semantic diversity, rather than merely smoothing the training distribution</w:t>
+        <w:t>Stage 1 focuses on building a reliable data pipeline, training a pretrained ResNet-18, and establishing baseline metrics across accuracy, calibration, robustness, and representation geometry. We hypothesize that diffusion-generated images improve classification performance only when they introduce new semantic diversity, rather than merely smoothing the training distribution</w:t>
       </w:r>
       <w:r>
         <w:rPr>
@@ -816,7 +804,21 @@
         <w:rPr>
           <w:lang w:val="en-US"/>
         </w:rPr>
-        <w:t xml:space="preserve">Modern computer vision systems rely on large annotated datasets, yet many applications operate in data-scarce settings where models suffer from overfitting and unstable generalization. Pretrained models partially address this </w:t>
+        <w:t xml:space="preserve">Modern computer vision systems rely on </w:t>
+      </w:r>
+      <w:proofErr w:type="gramStart"/>
+      <w:r>
+        <w:rPr>
+          <w:lang w:val="en-US"/>
+        </w:rPr>
+        <w:t>large annotated</w:t>
+      </w:r>
+      <w:proofErr w:type="gramEnd"/>
+      <w:r>
+        <w:rPr>
+          <w:lang w:val="en-US"/>
+        </w:rPr>
+        <w:t xml:space="preserve"> datasets, yet many applications operate in data-scarce settings where models suffer from overfitting and unstable generalization. Pretrained models partially address this </w:t>
       </w:r>
       <w:r>
         <w:rPr>
@@ -1497,31 +1499,7 @@
         <w:rPr>
           <w:lang w:val="en-US"/>
         </w:rPr>
-        <w:t xml:space="preserve">covariance eigenvalue spectra are </w:t>
-      </w:r>
-      <w:r>
-        <w:rPr>
-          <w:lang w:val="en-US"/>
-        </w:rPr>
-        <w:t>analyzed</w:t>
-      </w:r>
-      <w:r>
-        <w:rPr>
-          <w:lang w:val="en-US"/>
-        </w:rPr>
-        <w:t xml:space="preserve"> to </w:t>
-      </w:r>
-      <w:r>
-        <w:rPr>
-          <w:lang w:val="en-US"/>
-        </w:rPr>
-        <w:t>characterize</w:t>
-      </w:r>
-      <w:r>
-        <w:rPr>
-          <w:lang w:val="en-US"/>
-        </w:rPr>
-        <w:t xml:space="preserve"> feature space structure</w:t>
+        <w:t>covariance eigenvalue spectra are analyzed to characterize feature space structure</w:t>
       </w:r>
       <w:r>
         <w:rPr>
@@ -4981,6 +4959,7 @@
   <w:style w:type="character" w:default="1" w:styleId="DefaultParagraphFont">
     <w:name w:val="Default Paragraph Font"/>
     <w:uiPriority w:val="1"/>
+    <w:semiHidden/>
     <w:unhideWhenUsed/>
   </w:style>
   <w:style w:type="table" w:default="1" w:styleId="TableNormal">

--- a/Report Stage 1.docx
+++ b/Report Stage 1.docx
@@ -824,21 +824,39 @@
         <w:rPr>
           <w:lang w:val="en-US"/>
         </w:rPr>
-        <w:t>limitation. [1] show that zero-shot models such as CLIP retain robustness under distribution shift, while naive fine-tuning degrades performance; they propose weight interpolation (</w:t>
-      </w:r>
-      <w:proofErr w:type="spellStart"/>
-      <w:r>
+        <w:t>limitation. [1] show that zero-shot models such as CLIP retain robustness under distribution shift, while naive fine-tuning degrades performance; they propose weight interpolation (WiSE-FT) to balance robustness and accuracy.</w:t>
+      </w:r>
+    </w:p>
+    <w:p>
+      <w:pPr>
+        <w:pStyle w:val="BodyText"/>
         <w:rPr>
           <w:lang w:val="en-US"/>
         </w:rPr>
-        <w:t>WiSE</w:t>
-      </w:r>
-      <w:proofErr w:type="spellEnd"/>
+      </w:pPr>
       <w:r>
         <w:rPr>
           <w:lang w:val="en-US"/>
         </w:rPr>
-        <w:t>-FT) to balance robustness and accuracy.</w:t>
+        <w:t xml:space="preserve">Diffusion models provide a generative approach to data augmentation. [2] introduce denoising diffusion probabilistic models, which </w:t>
+      </w:r>
+      <w:r>
+        <w:rPr>
+          <w:lang w:val="en-US"/>
+        </w:rPr>
+        <w:t>learn the reverse of a Gaussian noising process</w:t>
+      </w:r>
+      <w:r>
+        <w:rPr>
+          <w:lang w:val="en-US"/>
+        </w:rPr>
+        <w:t>. [3] extend this framework with latent diffusion, enabling high-resolution image synthesis efficiently in a compressed latent space</w:t>
+      </w:r>
+      <w:r>
+        <w:rPr>
+          <w:lang w:val="en-US"/>
+        </w:rPr>
+        <w:t>.</w:t>
       </w:r>
     </w:p>
     <w:p>
@@ -852,182 +870,94 @@
         <w:rPr>
           <w:lang w:val="en-US"/>
         </w:rPr>
-        <w:t xml:space="preserve">Diffusion models provide a generative approach to data augmentation. [2] introduce denoising diffusion probabilistic models, which </w:t>
+        <w:t>Recent work demonstrates that diffusion-generated data can improve classification. [4] show that synthetic images improve ImageNet accuracy when combined with real data. [5] apply diffusion augmentation to long-tailed datasets, increasing intra-class diversity and improving classification performance. [6] propose diffusion-based augmentations that generate semantic variations, improving few-shot learning</w:t>
       </w:r>
       <w:r>
         <w:rPr>
           <w:lang w:val="en-US"/>
         </w:rPr>
-        <w:t>learn the reverse of a Gaussian noising process</w:t>
-      </w:r>
-      <w:r>
+        <w:t>.</w:t>
+      </w:r>
+    </w:p>
+    <w:p>
+      <w:pPr>
+        <w:pStyle w:val="BodyText"/>
         <w:rPr>
           <w:lang w:val="en-US"/>
         </w:rPr>
-        <w:t>. [3] extend this framework with latent diffusion, enabling high-resolution image synthesis efficiently in a compressed latent space</w:t>
-      </w:r>
+      </w:pPr>
       <w:r>
         <w:rPr>
           <w:lang w:val="en-US"/>
         </w:rPr>
+        <w:t>Combining synthetic and real data has also been explored. [7] introduce MixDiff, showing that synthetic data can improve representation learning and robustness.</w:t>
+      </w:r>
+      <w:r>
+        <w:rPr>
+          <w:lang w:val="en-US"/>
+        </w:rPr>
+        <w:t xml:space="preserve"> </w:t>
+      </w:r>
+      <w:r>
+        <w:rPr>
+          <w:lang w:val="en-US"/>
+        </w:rPr>
+        <w:t>[8] demonstrate that augmentation strategies such as MixUp and CutMix improve robustness and generalization.</w:t>
+      </w:r>
+    </w:p>
+    <w:p>
+      <w:pPr>
+        <w:pStyle w:val="BodyText"/>
+        <w:rPr>
+          <w:lang w:val="en-US"/>
+        </w:rPr>
+      </w:pPr>
+      <w:r>
+        <w:rPr>
+          <w:lang w:val="en-US"/>
+        </w:rPr>
+        <w:t>Representation-level analysis has received less attention in this context. [9] study representation similarity using CKA, enabling com</w:t>
+      </w:r>
+      <w:r>
+        <w:rPr>
+          <w:lang w:val="en-US"/>
+        </w:rPr>
+        <w:t>p</w:t>
+      </w:r>
+      <w:r>
+        <w:rPr>
+          <w:lang w:val="en-US"/>
+        </w:rPr>
+        <w:t>arison of learned feature spaces across models. However, existing work largely focuses on accuracy gains, leaving open whether synthetic data improves representation quality or merely smooths decision boundaries</w:t>
+      </w:r>
+      <w:r>
+        <w:rPr>
+          <w:lang w:val="en-US"/>
+        </w:rPr>
         <w:t>.</w:t>
       </w:r>
     </w:p>
     <w:p>
       <w:pPr>
         <w:pStyle w:val="BodyText"/>
+      </w:pPr>
+      <w:r>
         <w:rPr>
           <w:lang w:val="en-US"/>
         </w:rPr>
-      </w:pPr>
+        <w:t xml:space="preserve">Building on these studies, we evaluate diffusion-based augmentation in a controlled low-data setting using Tiny ImageNet [10]. We extend prior work by </w:t>
+      </w:r>
       <w:r>
         <w:rPr>
           <w:lang w:val="en-US"/>
         </w:rPr>
-        <w:t>Recent work demonstrates that diffusion-generated data can improve classification. [4] show that synthetic images improve ImageNet accuracy when combined with real data. [5] apply diffusion augmentation to long-tailed datasets, increasing intra-class diversity and improving classification performance. [6] propose diffusion-based augmentations that generate semantic variations, improving few-shot learning</w:t>
+        <w:t>analyzing</w:t>
       </w:r>
       <w:r>
         <w:rPr>
           <w:lang w:val="en-US"/>
         </w:rPr>
-        <w:t>.</w:t>
-      </w:r>
-    </w:p>
-    <w:p>
-      <w:pPr>
-        <w:pStyle w:val="BodyText"/>
-        <w:rPr>
-          <w:lang w:val="en-US"/>
-        </w:rPr>
-      </w:pPr>
-      <w:r>
-        <w:rPr>
-          <w:lang w:val="en-US"/>
-        </w:rPr>
-        <w:t xml:space="preserve">Combining synthetic and real data has also been explored. [7] introduce </w:t>
-      </w:r>
-      <w:proofErr w:type="spellStart"/>
-      <w:r>
-        <w:rPr>
-          <w:lang w:val="en-US"/>
-        </w:rPr>
-        <w:t>MixDiff</w:t>
-      </w:r>
-      <w:proofErr w:type="spellEnd"/>
-      <w:r>
-        <w:rPr>
-          <w:lang w:val="en-US"/>
-        </w:rPr>
-        <w:t>, showing that synthetic data can improve representation learning and robustness.</w:t>
-      </w:r>
-      <w:r>
-        <w:rPr>
-          <w:lang w:val="en-US"/>
-        </w:rPr>
-        <w:t xml:space="preserve"> </w:t>
-      </w:r>
-      <w:r>
-        <w:rPr>
-          <w:lang w:val="en-US"/>
-        </w:rPr>
-        <w:t xml:space="preserve">[8] demonstrate that augmentation strategies such as </w:t>
-      </w:r>
-      <w:proofErr w:type="spellStart"/>
-      <w:r>
-        <w:rPr>
-          <w:lang w:val="en-US"/>
-        </w:rPr>
-        <w:t>MixUp</w:t>
-      </w:r>
-      <w:proofErr w:type="spellEnd"/>
-      <w:r>
-        <w:rPr>
-          <w:lang w:val="en-US"/>
-        </w:rPr>
-        <w:t xml:space="preserve"> and </w:t>
-      </w:r>
-      <w:proofErr w:type="spellStart"/>
-      <w:r>
-        <w:rPr>
-          <w:lang w:val="en-US"/>
-        </w:rPr>
-        <w:t>CutMix</w:t>
-      </w:r>
-      <w:proofErr w:type="spellEnd"/>
-      <w:r>
-        <w:rPr>
-          <w:lang w:val="en-US"/>
-        </w:rPr>
-        <w:t xml:space="preserve"> improve robustness and generalization.</w:t>
-      </w:r>
-    </w:p>
-    <w:p>
-      <w:pPr>
-        <w:pStyle w:val="BodyText"/>
-        <w:rPr>
-          <w:lang w:val="en-US"/>
-        </w:rPr>
-      </w:pPr>
-      <w:r>
-        <w:rPr>
-          <w:lang w:val="en-US"/>
-        </w:rPr>
-        <w:t>Representation-level analysis has received less attention in this context. [9] study representation similarity using CKA, enabling com</w:t>
-      </w:r>
-      <w:r>
-        <w:rPr>
-          <w:lang w:val="en-US"/>
-        </w:rPr>
-        <w:t>p</w:t>
-      </w:r>
-      <w:r>
-        <w:rPr>
-          <w:lang w:val="en-US"/>
-        </w:rPr>
-        <w:t>arison of learned feature spaces across models. However, existing work largely focuses on accuracy gains, leaving open whether synthetic data improves representation quality or merely smooths decision boundaries</w:t>
-      </w:r>
-      <w:r>
-        <w:rPr>
-          <w:lang w:val="en-US"/>
-        </w:rPr>
-        <w:t>.</w:t>
-      </w:r>
-    </w:p>
-    <w:p>
-      <w:pPr>
-        <w:pStyle w:val="BodyText"/>
-      </w:pPr>
-      <w:r>
-        <w:rPr>
-          <w:lang w:val="en-US"/>
-        </w:rPr>
-        <w:t xml:space="preserve">Building on these studies, we evaluate diffusion-based augmentation in a controlled low-data setting using Tiny ImageNet [10]. We extend prior work by </w:t>
-      </w:r>
-      <w:r>
-        <w:rPr>
-          <w:lang w:val="en-US"/>
-        </w:rPr>
-        <w:t>analyzing</w:t>
-      </w:r>
-      <w:r>
-        <w:rPr>
-          <w:lang w:val="en-US"/>
-        </w:rPr>
-        <w:t xml:space="preserve"> performance across accuracy, calibration [11], robustness, and representation geometry using a pretrained </w:t>
-      </w:r>
-      <w:proofErr w:type="spellStart"/>
-      <w:r>
-        <w:rPr>
-          <w:lang w:val="en-US"/>
-        </w:rPr>
-        <w:t>ResNet</w:t>
-      </w:r>
-      <w:proofErr w:type="spellEnd"/>
-      <w:r>
-        <w:rPr>
-          <w:lang w:val="en-US"/>
-        </w:rPr>
-        <w:t xml:space="preserve"> architecture [12]. Expected Calibration Error (ECE), introduced by [11], measures the discrepancy between predicted confidence and empirical accuracy</w:t>
+        <w:t xml:space="preserve"> performance across accuracy, calibration [11], robustness, and representation geometry using a pretrained ResNet architecture [12]. Expected Calibration Error (ECE), introduced by [11], measures the discrepancy between predicted confidence and empirical accuracy</w:t>
       </w:r>
       <w:r>
         <w:rPr>
@@ -1154,60 +1084,32 @@
         <w:rPr>
           <w:lang w:val="en-US"/>
         </w:rPr>
-        <w:t xml:space="preserve">We compute the average inter-class cosine distance between pretrained feature embeddings (0.145), indicating moderate class separability despite limited data. Inputs are resized to 224×224 for compatibility with pretrained </w:t>
-      </w:r>
-      <w:proofErr w:type="spellStart"/>
+        <w:t>We compute the average inter-class cosine distance between pretrained feature embeddings (0.145), indicating moderate class separability despite limited data. Inputs are resized to 224×224 for compatibility with pretrained ResNet features. Standard augmentations (random crops, horizontal flips) are applied</w:t>
+      </w:r>
+      <w:r>
+        <w:t>.</w:t>
+      </w:r>
+    </w:p>
+    <w:p>
+      <w:pPr>
+        <w:pStyle w:val="Heading1"/>
+      </w:pPr>
+      <w:r>
+        <w:t>Baseline and Proof of Concept</w:t>
+      </w:r>
+    </w:p>
+    <w:p>
+      <w:pPr>
+        <w:pStyle w:val="BodyText"/>
+        <w:rPr>
+          <w:lang w:val="en-IN"/>
+        </w:rPr>
+      </w:pPr>
       <w:r>
         <w:rPr>
           <w:lang w:val="en-US"/>
         </w:rPr>
-        <w:t>ResNet</w:t>
-      </w:r>
-      <w:proofErr w:type="spellEnd"/>
-      <w:r>
-        <w:rPr>
-          <w:lang w:val="en-US"/>
-        </w:rPr>
-        <w:t xml:space="preserve"> features. Standard augmentations (random crops, horizontal flips) are applied</w:t>
-      </w:r>
-      <w:r>
-        <w:t>.</w:t>
-      </w:r>
-    </w:p>
-    <w:p>
-      <w:pPr>
-        <w:pStyle w:val="Heading1"/>
-      </w:pPr>
-      <w:r>
-        <w:t>Baseline and Proof of Concept</w:t>
-      </w:r>
-    </w:p>
-    <w:p>
-      <w:pPr>
-        <w:pStyle w:val="BodyText"/>
-        <w:rPr>
-          <w:lang w:val="en-IN"/>
-        </w:rPr>
-      </w:pPr>
-      <w:r>
-        <w:rPr>
-          <w:lang w:val="en-US"/>
-        </w:rPr>
-        <w:t xml:space="preserve">Our baseline model is a ResNet-18 pretrained on ImageNet. The final layer is replaced with a 200-class classifier and fine-tuned on the 5% subset using cross-entropy loss and </w:t>
-      </w:r>
-      <w:proofErr w:type="spellStart"/>
-      <w:r>
-        <w:rPr>
-          <w:lang w:val="en-US"/>
-        </w:rPr>
-        <w:t>AdamW</w:t>
-      </w:r>
-      <w:proofErr w:type="spellEnd"/>
-      <w:r>
-        <w:rPr>
-          <w:lang w:val="en-US"/>
-        </w:rPr>
-        <w:t xml:space="preserve"> (learning rate 3×10⁻⁴, batch size 64) for 5 epochs.</w:t>
+        <w:t>Our baseline model is a ResNet-18 pretrained on ImageNet. The final layer is replaced with a 200-class classifier and fine-tuned on the 5% subset using cross-entropy loss and AdamW (learning rate 3×10⁻⁴, batch size 64) for 5 epochs.</w:t>
       </w:r>
     </w:p>
     <w:p>
